--- a/文档/rag八股.docx
+++ b/文档/rag八股.docx
@@ -7,337 +7,1050 @@
         <w:pStyle w:val="1"/>
       </w:pPr>
       <w:r>
-        <w:t>R</w:t>
-      </w:r>
-      <w:r>
-        <w:rPr>
-          <w:rFonts w:hint="eastAsia"/>
-        </w:rPr>
-        <w:t>ag解决的问题</w:t>
-      </w:r>
-    </w:p>
-    <w:tbl>
-      <w:tblPr>
-        <w:tblW w:w="0" w:type="auto"/>
-        <w:shd w:val="clear" w:color="auto" w:fill="0D1117"/>
-        <w:tblCellMar>
-          <w:top w:w="15" w:type="dxa"/>
-          <w:left w:w="15" w:type="dxa"/>
-          <w:bottom w:w="15" w:type="dxa"/>
-          <w:right w:w="15" w:type="dxa"/>
-        </w:tblCellMar>
-        <w:tblLook w:val="04A0" w:firstRow="1" w:lastRow="0" w:firstColumn="1" w:lastColumn="0" w:noHBand="0" w:noVBand="1"/>
-      </w:tblPr>
-      <w:tblGrid>
-        <w:gridCol w:w="2591"/>
-        <w:gridCol w:w="4130"/>
-      </w:tblGrid>
-      <w:tr>
-        <w:tc>
-          <w:tcPr>
-            <w:tcW w:w="0" w:type="auto"/>
-            <w:tcBorders>
-              <w:top w:val="single" w:sz="4" w:space="0" w:color="3D444D"/>
-              <w:left w:val="single" w:sz="4" w:space="0" w:color="3D444D"/>
-              <w:bottom w:val="single" w:sz="4" w:space="0" w:color="3D444D"/>
-              <w:right w:val="single" w:sz="4" w:space="0" w:color="3D444D"/>
-            </w:tcBorders>
-            <w:shd w:val="clear" w:color="auto" w:fill="0D1117"/>
-            <w:tcMar>
-              <w:top w:w="90" w:type="dxa"/>
-              <w:left w:w="195" w:type="dxa"/>
-              <w:bottom w:w="90" w:type="dxa"/>
-              <w:right w:w="195" w:type="dxa"/>
-            </w:tcMar>
-            <w:vAlign w:val="center"/>
-            <w:hideMark/>
-          </w:tcPr>
-          <w:p>
-            <w:pPr>
-              <w:rPr>
-                <w:b/>
-                <w:bCs/>
-              </w:rPr>
-            </w:pPr>
-            <w:r>
-              <w:rPr>
-                <w:b/>
-                <w:bCs/>
-              </w:rPr>
-              <w:t>问题</w:t>
-            </w:r>
-          </w:p>
-        </w:tc>
-        <w:tc>
-          <w:tcPr>
-            <w:tcW w:w="0" w:type="auto"/>
-            <w:tcBorders>
-              <w:top w:val="single" w:sz="4" w:space="0" w:color="3D444D"/>
-              <w:left w:val="single" w:sz="4" w:space="0" w:color="3D444D"/>
-              <w:bottom w:val="single" w:sz="4" w:space="0" w:color="3D444D"/>
-              <w:right w:val="single" w:sz="4" w:space="0" w:color="3D444D"/>
-            </w:tcBorders>
-            <w:shd w:val="clear" w:color="auto" w:fill="0D1117"/>
-            <w:tcMar>
-              <w:top w:w="90" w:type="dxa"/>
-              <w:left w:w="195" w:type="dxa"/>
-              <w:bottom w:w="90" w:type="dxa"/>
-              <w:right w:w="195" w:type="dxa"/>
-            </w:tcMar>
-            <w:vAlign w:val="center"/>
-            <w:hideMark/>
-          </w:tcPr>
-          <w:p>
-            <w:pPr>
-              <w:rPr>
-                <w:b/>
-                <w:bCs/>
-              </w:rPr>
-            </w:pPr>
-            <w:r>
-              <w:rPr>
-                <w:b/>
-                <w:bCs/>
-              </w:rPr>
-              <w:t>RAG的解决方案</w:t>
-            </w:r>
-          </w:p>
-        </w:tc>
-      </w:tr>
-      <w:tr>
-        <w:tc>
-          <w:tcPr>
-            <w:tcW w:w="0" w:type="auto"/>
-            <w:tcBorders>
-              <w:top w:val="single" w:sz="4" w:space="0" w:color="3D444D"/>
-              <w:left w:val="single" w:sz="4" w:space="0" w:color="3D444D"/>
-              <w:bottom w:val="single" w:sz="4" w:space="0" w:color="3D444D"/>
-              <w:right w:val="single" w:sz="4" w:space="0" w:color="3D444D"/>
-            </w:tcBorders>
-            <w:shd w:val="clear" w:color="auto" w:fill="151B23"/>
-            <w:tcMar>
-              <w:top w:w="90" w:type="dxa"/>
-              <w:left w:w="195" w:type="dxa"/>
-              <w:bottom w:w="90" w:type="dxa"/>
-              <w:right w:w="195" w:type="dxa"/>
-            </w:tcMar>
-            <w:vAlign w:val="center"/>
-            <w:hideMark/>
-          </w:tcPr>
-          <w:p>
-            <w:r>
-              <w:rPr>
-                <w:b/>
-                <w:bCs/>
-              </w:rPr>
-              <w:t>静态知识局限</w:t>
-            </w:r>
-          </w:p>
-        </w:tc>
-        <w:tc>
-          <w:tcPr>
-            <w:tcW w:w="0" w:type="auto"/>
-            <w:tcBorders>
-              <w:top w:val="single" w:sz="4" w:space="0" w:color="3D444D"/>
-              <w:left w:val="single" w:sz="4" w:space="0" w:color="3D444D"/>
-              <w:bottom w:val="single" w:sz="4" w:space="0" w:color="3D444D"/>
-              <w:right w:val="single" w:sz="4" w:space="0" w:color="3D444D"/>
-            </w:tcBorders>
-            <w:shd w:val="clear" w:color="auto" w:fill="151B23"/>
-            <w:tcMar>
-              <w:top w:w="90" w:type="dxa"/>
-              <w:left w:w="195" w:type="dxa"/>
-              <w:bottom w:w="90" w:type="dxa"/>
-              <w:right w:w="195" w:type="dxa"/>
-            </w:tcMar>
-            <w:vAlign w:val="center"/>
-            <w:hideMark/>
-          </w:tcPr>
-          <w:p>
-            <w:r>
-              <w:t>实时检索外部知识库，支持动态更新</w:t>
-            </w:r>
-          </w:p>
-        </w:tc>
-      </w:tr>
-      <w:tr>
-        <w:tc>
-          <w:tcPr>
-            <w:tcW w:w="0" w:type="auto"/>
-            <w:tcBorders>
-              <w:top w:val="single" w:sz="4" w:space="0" w:color="3D444D"/>
-              <w:left w:val="single" w:sz="4" w:space="0" w:color="3D444D"/>
-              <w:bottom w:val="single" w:sz="4" w:space="0" w:color="3D444D"/>
-              <w:right w:val="single" w:sz="4" w:space="0" w:color="3D444D"/>
-            </w:tcBorders>
-            <w:shd w:val="clear" w:color="auto" w:fill="0D1117"/>
-            <w:tcMar>
-              <w:top w:w="90" w:type="dxa"/>
-              <w:left w:w="195" w:type="dxa"/>
-              <w:bottom w:w="90" w:type="dxa"/>
-              <w:right w:w="195" w:type="dxa"/>
-            </w:tcMar>
-            <w:vAlign w:val="center"/>
-            <w:hideMark/>
-          </w:tcPr>
-          <w:p>
-            <w:r>
-              <w:rPr>
-                <w:b/>
-                <w:bCs/>
-              </w:rPr>
-              <w:t>幻觉（Hallucination）</w:t>
-            </w:r>
-          </w:p>
-        </w:tc>
-        <w:tc>
-          <w:tcPr>
-            <w:tcW w:w="0" w:type="auto"/>
-            <w:tcBorders>
-              <w:top w:val="single" w:sz="4" w:space="0" w:color="3D444D"/>
-              <w:left w:val="single" w:sz="4" w:space="0" w:color="3D444D"/>
-              <w:bottom w:val="single" w:sz="4" w:space="0" w:color="3D444D"/>
-              <w:right w:val="single" w:sz="4" w:space="0" w:color="3D444D"/>
-            </w:tcBorders>
-            <w:shd w:val="clear" w:color="auto" w:fill="0D1117"/>
-            <w:tcMar>
-              <w:top w:w="90" w:type="dxa"/>
-              <w:left w:w="195" w:type="dxa"/>
-              <w:bottom w:w="90" w:type="dxa"/>
-              <w:right w:w="195" w:type="dxa"/>
-            </w:tcMar>
-            <w:vAlign w:val="center"/>
-            <w:hideMark/>
-          </w:tcPr>
-          <w:p>
-            <w:r>
-              <w:t>基于检索内容生成，错误率降低</w:t>
-            </w:r>
-          </w:p>
-        </w:tc>
-      </w:tr>
-      <w:tr>
-        <w:tc>
-          <w:tcPr>
-            <w:tcW w:w="0" w:type="auto"/>
-            <w:tcBorders>
-              <w:top w:val="single" w:sz="4" w:space="0" w:color="3D444D"/>
-              <w:left w:val="single" w:sz="4" w:space="0" w:color="3D444D"/>
-              <w:bottom w:val="single" w:sz="4" w:space="0" w:color="3D444D"/>
-              <w:right w:val="single" w:sz="4" w:space="0" w:color="3D444D"/>
-            </w:tcBorders>
-            <w:shd w:val="clear" w:color="auto" w:fill="151B23"/>
-            <w:tcMar>
-              <w:top w:w="90" w:type="dxa"/>
-              <w:left w:w="195" w:type="dxa"/>
-              <w:bottom w:w="90" w:type="dxa"/>
-              <w:right w:w="195" w:type="dxa"/>
-            </w:tcMar>
-            <w:vAlign w:val="center"/>
-            <w:hideMark/>
-          </w:tcPr>
-          <w:p>
-            <w:r>
-              <w:rPr>
-                <w:b/>
-                <w:bCs/>
-              </w:rPr>
-              <w:t>领域专业性不足</w:t>
-            </w:r>
-          </w:p>
-        </w:tc>
-        <w:tc>
-          <w:tcPr>
-            <w:tcW w:w="0" w:type="auto"/>
-            <w:tcBorders>
-              <w:top w:val="single" w:sz="4" w:space="0" w:color="3D444D"/>
-              <w:left w:val="single" w:sz="4" w:space="0" w:color="3D444D"/>
-              <w:bottom w:val="single" w:sz="4" w:space="0" w:color="3D444D"/>
-              <w:right w:val="single" w:sz="4" w:space="0" w:color="3D444D"/>
-            </w:tcBorders>
-            <w:shd w:val="clear" w:color="auto" w:fill="151B23"/>
-            <w:tcMar>
-              <w:top w:w="90" w:type="dxa"/>
-              <w:left w:w="195" w:type="dxa"/>
-              <w:bottom w:w="90" w:type="dxa"/>
-              <w:right w:w="195" w:type="dxa"/>
-            </w:tcMar>
-            <w:vAlign w:val="center"/>
-            <w:hideMark/>
-          </w:tcPr>
-          <w:p>
-            <w:r>
-              <w:t>引入领域特定知识库（如医疗/法律）</w:t>
-            </w:r>
-          </w:p>
-        </w:tc>
-      </w:tr>
-      <w:tr>
-        <w:tc>
-          <w:tcPr>
-            <w:tcW w:w="0" w:type="auto"/>
-            <w:tcBorders>
-              <w:top w:val="single" w:sz="4" w:space="0" w:color="3D444D"/>
-              <w:left w:val="single" w:sz="4" w:space="0" w:color="3D444D"/>
-              <w:bottom w:val="single" w:sz="4" w:space="0" w:color="3D444D"/>
-              <w:right w:val="single" w:sz="4" w:space="0" w:color="3D444D"/>
-            </w:tcBorders>
-            <w:shd w:val="clear" w:color="auto" w:fill="0D1117"/>
-            <w:tcMar>
-              <w:top w:w="90" w:type="dxa"/>
-              <w:left w:w="195" w:type="dxa"/>
-              <w:bottom w:w="90" w:type="dxa"/>
-              <w:right w:w="195" w:type="dxa"/>
-            </w:tcMar>
-            <w:vAlign w:val="center"/>
-            <w:hideMark/>
-          </w:tcPr>
-          <w:p>
-            <w:r>
-              <w:rPr>
-                <w:b/>
-                <w:bCs/>
-              </w:rPr>
-              <w:t>数据隐私风险</w:t>
-            </w:r>
-          </w:p>
-        </w:tc>
-        <w:tc>
-          <w:tcPr>
-            <w:tcW w:w="0" w:type="auto"/>
-            <w:tcBorders>
-              <w:top w:val="single" w:sz="4" w:space="0" w:color="3D444D"/>
-              <w:left w:val="single" w:sz="4" w:space="0" w:color="3D444D"/>
-              <w:bottom w:val="single" w:sz="4" w:space="0" w:color="3D444D"/>
-              <w:right w:val="single" w:sz="4" w:space="0" w:color="3D444D"/>
-            </w:tcBorders>
-            <w:shd w:val="clear" w:color="auto" w:fill="0D1117"/>
-            <w:tcMar>
-              <w:top w:w="90" w:type="dxa"/>
-              <w:left w:w="195" w:type="dxa"/>
-              <w:bottom w:w="90" w:type="dxa"/>
-              <w:right w:w="195" w:type="dxa"/>
-            </w:tcMar>
-            <w:vAlign w:val="center"/>
-            <w:hideMark/>
-          </w:tcPr>
-          <w:p>
-            <w:r>
-              <w:t>本地化部署知识库，避免敏感数据泄露</w:t>
-            </w:r>
-          </w:p>
-        </w:tc>
-      </w:tr>
-    </w:tbl>
-    <w:p>
-      <w:pPr>
-        <w:rPr>
-          <w:rFonts w:hint="eastAsia"/>
-        </w:rPr>
-      </w:pPr>
+        <w:t>什么是 RAG</w:t>
+      </w:r>
+    </w:p>
+    <w:p>
+      <w:r>
+        <w:t xml:space="preserve">RAG </w:t>
+      </w:r>
+      <w:r>
+        <w:rPr>
+          <w:rFonts w:hint="eastAsia"/>
+        </w:rPr>
+        <w:t>是</w:t>
+      </w:r>
+      <w:r>
+        <w:t>Retrieval-Augmented Generation。</w:t>
+      </w:r>
+    </w:p>
+    <w:p>
+      <w:r>
+        <w:t>它解决的核心问题是，LLM的知识在训练完之后就固定了，遇到私有数据或者最新的信息它就答不上来。</w:t>
+      </w:r>
+    </w:p>
+    <w:p>
+      <w:r>
+        <w:t>RAG的做法是在生成答案之前，先去外部知识库里检索相关内容，然后把检索结果和用户的问题一起交给LLM，让它基于这些上下文来回答。</w:t>
+      </w:r>
+    </w:p>
+    <w:p>
+      <w:r>
+        <w:rPr>
+          <w:rFonts w:hint="eastAsia"/>
+        </w:rPr>
+        <w:t>没有rag的时候LLM进行的是闭卷考试。有rag之后，LLM进行的是开卷考试</w:t>
+      </w:r>
+    </w:p>
+    <w:p>
+      <w:r>
+        <w:t xml:space="preserve">The problem it solves is that an LLM’s knowledge is fixed once its training is completed. When it </w:t>
+      </w:r>
+      <w:r>
+        <w:rPr>
+          <w:rFonts w:hint="eastAsia"/>
+        </w:rPr>
+        <w:t>meets</w:t>
+      </w:r>
+      <w:r>
+        <w:t xml:space="preserve"> private data or the latest information, it may not be able to answer accurately.</w:t>
+      </w:r>
+    </w:p>
+    <w:p>
+      <w:r>
+        <w:t>RAG addresses this by retrieving relevant information from an</w:t>
+      </w:r>
+      <w:r>
+        <w:rPr>
+          <w:b/>
+          <w:bCs/>
+        </w:rPr>
+        <w:t xml:space="preserve"> external knowledge base </w:t>
+      </w:r>
+      <w:r>
+        <w:t>before generating an answer</w:t>
+      </w:r>
+      <w:r>
+        <w:t xml:space="preserve">, and then giving the </w:t>
+      </w:r>
+      <w:r>
+        <w:rPr>
+          <w:rFonts w:hint="eastAsia"/>
+        </w:rPr>
+        <w:t xml:space="preserve">combination of </w:t>
+      </w:r>
+      <w:r>
+        <w:t xml:space="preserve">retrieved information </w:t>
+      </w:r>
+      <w:r>
+        <w:rPr>
+          <w:rFonts w:hint="eastAsia"/>
+        </w:rPr>
+        <w:t xml:space="preserve">with </w:t>
+      </w:r>
+      <w:r>
+        <w:t xml:space="preserve">user’s question </w:t>
+      </w:r>
+      <w:r>
+        <w:t xml:space="preserve">to the LLM. The LLM can then answer based on this </w:t>
+      </w:r>
+      <w:r>
+        <w:rPr>
+          <w:rFonts w:hint="eastAsia"/>
+        </w:rPr>
+        <w:t>combination</w:t>
+      </w:r>
+      <w:r>
+        <w:t>.</w:t>
+      </w:r>
+    </w:p>
+    <w:p>
+      <w:r>
+        <w:t xml:space="preserve">Without RAG, the LLM is like taking a </w:t>
+      </w:r>
+      <w:r>
+        <w:rPr>
+          <w:b/>
+          <w:bCs/>
+        </w:rPr>
+        <w:t>closed-book exam</w:t>
+      </w:r>
+      <w:r>
+        <w:t>.</w:t>
+      </w:r>
+      <w:r>
+        <w:br/>
+        <w:t xml:space="preserve">With RAG, the LLM is like taking an </w:t>
+      </w:r>
+      <w:r>
+        <w:rPr>
+          <w:b/>
+          <w:bCs/>
+        </w:rPr>
+        <w:t>open-book exam</w:t>
+      </w:r>
+      <w:r>
+        <w:t>.</w:t>
+      </w:r>
+    </w:p>
+    <w:p>
+      <w:pPr>
+        <w:pStyle w:val="1"/>
+      </w:pPr>
+      <w:r>
+        <w:rPr>
+          <w:rFonts w:hint="eastAsia"/>
+        </w:rPr>
+        <w:t>完整工作流程</w:t>
+      </w:r>
+    </w:p>
+    <w:p>
+      <w:r>
+        <w:t>一个完整的 RAG 系统分</w:t>
+      </w:r>
+      <w:r>
+        <w:rPr>
+          <w:b/>
+          <w:bCs/>
+        </w:rPr>
+        <w:t>离线</w:t>
+      </w:r>
+      <w:r>
+        <w:t>和</w:t>
+      </w:r>
+      <w:r>
+        <w:rPr>
+          <w:b/>
+          <w:bCs/>
+        </w:rPr>
+        <w:t>在线</w:t>
+      </w:r>
+      <w:r>
+        <w:t>两个阶段</w:t>
+      </w:r>
+      <w:r>
+        <w:rPr>
+          <w:rFonts w:hint="eastAsia"/>
+        </w:rPr>
+        <w:t>。</w:t>
+      </w:r>
+    </w:p>
+    <w:p>
+      <w:r>
+        <w:t xml:space="preserve">A complete RAG system can basically be divided into </w:t>
+      </w:r>
+      <w:r>
+        <w:rPr>
+          <w:b/>
+          <w:bCs/>
+        </w:rPr>
+        <w:t>two stages: offline and online</w:t>
+      </w:r>
+      <w:r>
+        <w:t>.</w:t>
+      </w:r>
     </w:p>
     <w:p/>
     <w:p>
+      <w:r>
+        <w:rPr>
+          <w:b/>
+          <w:bCs/>
+        </w:rPr>
+        <w:t>离线阶段</w:t>
+      </w:r>
+      <w:r>
+        <w:t>的</w:t>
+      </w:r>
+      <w:r>
+        <w:rPr>
+          <w:b/>
+          <w:bCs/>
+        </w:rPr>
+        <w:t>目标</w:t>
+      </w:r>
+      <w:r>
+        <w:rPr>
+          <w:rFonts w:hint="eastAsia"/>
+        </w:rPr>
+        <w:t>是建立</w:t>
+      </w:r>
+      <w:r>
+        <w:t>知识库</w:t>
+      </w:r>
+      <w:r>
+        <w:rPr>
+          <w:rFonts w:hint="eastAsia"/>
+        </w:rPr>
+        <w:t>，</w:t>
+      </w:r>
+      <w:r>
+        <w:t>建好了后面反复用。</w:t>
+      </w:r>
+    </w:p>
+    <w:p>
+      <w:r>
+        <w:t xml:space="preserve">The goal of the offline stage is to </w:t>
+      </w:r>
+      <w:r>
+        <w:rPr>
+          <w:b/>
+          <w:bCs/>
+        </w:rPr>
+        <w:t>build the knowledge base</w:t>
+      </w:r>
+      <w:r>
+        <w:t>, which we can then reuse later.</w:t>
+      </w:r>
+    </w:p>
+    <w:p>
+      <w:r>
+        <w:t>第一步是</w:t>
+      </w:r>
+      <w:r>
+        <w:rPr>
+          <w:b/>
+          <w:bCs/>
+        </w:rPr>
+        <w:t>文档加载</w:t>
+      </w:r>
+      <w:r>
+        <w:t>。把各种格式的原始数据读取进来</w:t>
+      </w:r>
+      <w:r>
+        <w:rPr>
+          <w:rFonts w:hint="eastAsia"/>
+        </w:rPr>
+        <w:t>。</w:t>
+      </w:r>
+    </w:p>
+    <w:p>
+      <w:r>
+        <w:t xml:space="preserve">The first step is </w:t>
+      </w:r>
+      <w:r>
+        <w:rPr>
+          <w:b/>
+          <w:bCs/>
+        </w:rPr>
+        <w:t>document loading</w:t>
+      </w:r>
+      <w:r>
+        <w:t>.</w:t>
+      </w:r>
+    </w:p>
+    <w:p>
+      <w:r>
+        <w:rPr>
+          <w:rFonts w:hint="eastAsia"/>
+        </w:rPr>
+        <w:t>第二步是</w:t>
+      </w:r>
+      <w:r>
+        <w:rPr>
+          <w:b/>
+          <w:bCs/>
+        </w:rPr>
+        <w:t>文档切割（Chunking）</w:t>
+      </w:r>
+      <w:r>
+        <w:rPr>
+          <w:rFonts w:hint="eastAsia"/>
+          <w:b/>
+          <w:bCs/>
+        </w:rPr>
+        <w:t>。</w:t>
+      </w:r>
+      <w:r>
+        <w:t>把文档切成小片段（chunk），每个 chunk 代表一段</w:t>
+      </w:r>
+      <w:r>
+        <w:lastRenderedPageBreak/>
+        <w:t>聚焦的内容</w:t>
+      </w:r>
+    </w:p>
+    <w:p>
+      <w:r>
+        <w:t>The second step is chunking. We break the documents into smaller chunks</w:t>
+      </w:r>
+      <w:r>
+        <w:rPr>
+          <w:rFonts w:hint="eastAsia"/>
+        </w:rPr>
+        <w:t>.</w:t>
+      </w:r>
+      <w:r>
+        <w:t xml:space="preserve"> </w:t>
+      </w:r>
+      <w:r>
+        <w:rPr>
+          <w:rFonts w:hint="eastAsia"/>
+        </w:rPr>
+        <w:t>E</w:t>
+      </w:r>
+      <w:r>
+        <w:t>ach chunk focuses on a specific piece of information.</w:t>
+      </w:r>
+    </w:p>
+    <w:p>
+      <w:pPr>
+        <w:pStyle w:val="2"/>
+      </w:pPr>
+      <w:r>
+        <w:rPr>
+          <w:rFonts w:hint="eastAsia"/>
+        </w:rPr>
+        <w:t>为什么</w:t>
+      </w:r>
+      <w:r>
+        <w:rPr>
+          <w:rFonts w:hint="eastAsia"/>
+        </w:rPr>
+        <w:t>需要chunck</w:t>
+      </w:r>
+      <w:r>
+        <w:rPr>
+          <w:rFonts w:hint="eastAsia"/>
+        </w:rPr>
+        <w:t>？</w:t>
+      </w:r>
+    </w:p>
+    <w:p>
+      <w:r>
+        <w:t>一是向量模型有输入长度限制，一般最多几百到几千个 token，整篇文档根本塞不进去。二是如果把一整篇文章压缩成一个向量，细节信息会被「平均掉」</w:t>
+      </w:r>
+      <w:r>
+        <w:rPr>
+          <w:rFonts w:hint="eastAsia"/>
+        </w:rPr>
+        <w:t>。</w:t>
+      </w:r>
+    </w:p>
+    <w:p>
+      <w:r>
+        <w:t xml:space="preserve">First, embedding models have </w:t>
+      </w:r>
+      <w:r>
+        <w:rPr>
+          <w:b/>
+          <w:bCs/>
+        </w:rPr>
+        <w:t>input length limits</w:t>
+      </w:r>
+      <w:r>
+        <w:t xml:space="preserve">, usually ranging from a few hundred to a few thousand tokens, so we can’t just put an entire document into the model. Second, if we turn an entire document into a single </w:t>
+      </w:r>
+      <w:r>
+        <w:rPr>
+          <w:b/>
+          <w:bCs/>
+        </w:rPr>
+        <w:t>vector</w:t>
+      </w:r>
+      <w:r>
+        <w:t>, a lot of detail</w:t>
+      </w:r>
+      <w:r>
+        <w:rPr>
+          <w:rFonts w:hint="eastAsia"/>
+        </w:rPr>
+        <w:t>s</w:t>
+      </w:r>
+      <w:r>
+        <w:t xml:space="preserve"> can</w:t>
+      </w:r>
+      <w:r>
+        <w:rPr>
+          <w:b/>
+          <w:bCs/>
+        </w:rPr>
+        <w:t xml:space="preserve"> get averaged out</w:t>
+      </w:r>
+      <w:r>
+        <w:t>.</w:t>
+      </w:r>
+    </w:p>
+    <w:p>
+      <w:pPr>
+        <w:pStyle w:val="2"/>
+      </w:pPr>
+      <w:r>
+        <w:t>C</w:t>
+      </w:r>
+      <w:r>
+        <w:rPr>
+          <w:rFonts w:hint="eastAsia"/>
+        </w:rPr>
+        <w:t>hunck</w:t>
+      </w:r>
+      <w:r>
+        <w:rPr>
+          <w:rFonts w:hint="eastAsia"/>
+        </w:rPr>
+        <w:t>太长和太小</w:t>
+      </w:r>
+    </w:p>
+    <w:p>
+      <w:r>
+        <w:t>太大了，信息太杂，检索时容易召回来一堆不相关的东西</w:t>
+      </w:r>
+      <w:r>
+        <w:rPr>
+          <w:rFonts w:hint="eastAsia"/>
+        </w:rPr>
+        <w:t>；</w:t>
+      </w:r>
+      <w:r>
+        <w:t>太小了，语义不完整，上下文被切断了</w:t>
+      </w:r>
+      <w:r>
+        <w:rPr>
+          <w:rFonts w:hint="eastAsia"/>
+        </w:rPr>
+        <w:t>。</w:t>
+      </w:r>
+      <w:r>
+        <w:t>实践中通常500~1000token一个chunk，同时做一定的重叠，避免把一段完整的语义从中间切断。</w:t>
+      </w:r>
+    </w:p>
+    <w:p>
+      <w:r>
+        <w:t xml:space="preserve">if a chunk is too large, retrieval may bring back a lot of irrelevant content. </w:t>
+      </w:r>
+    </w:p>
+    <w:p>
+      <w:r>
+        <w:t>If it’s too small, the meaning may be incomplete.</w:t>
+      </w:r>
+    </w:p>
+    <w:p>
+      <w:r>
+        <w:t xml:space="preserve">In practice, we often use around </w:t>
+      </w:r>
+      <w:r>
+        <w:rPr>
+          <w:b/>
+          <w:bCs/>
+        </w:rPr>
+        <w:t>500 to 1,000 tokens per chunk</w:t>
+      </w:r>
+      <w:r>
+        <w:t>, with some overlap between chunks. This helps avoid cutting off a complete piece of meaning.</w:t>
+      </w:r>
+    </w:p>
+    <w:p>
+      <w:pPr>
+        <w:rPr>
+          <w:b/>
+          <w:bCs/>
+        </w:rPr>
+      </w:pPr>
+      <w:r>
+        <w:rPr>
+          <w:rFonts w:hint="eastAsia"/>
+        </w:rPr>
+        <w:t>第三步是</w:t>
+      </w:r>
+      <w:r>
+        <w:rPr>
+          <w:b/>
+          <w:bCs/>
+        </w:rPr>
+        <w:t>Embedding（向量化）</w:t>
+      </w:r>
+      <w:r>
+        <w:rPr>
+          <w:rFonts w:hint="eastAsia"/>
+          <w:b/>
+          <w:bCs/>
+        </w:rPr>
+        <w:t>。</w:t>
+      </w:r>
+      <w:r>
+        <w:t>Embedding 模型会把一段文字转成一个高维数字向量</w:t>
+      </w:r>
+    </w:p>
+    <w:p>
+      <w:r>
+        <w:t>The embedding model converts each piece of text into a high-dimensional numerical vector.</w:t>
+      </w:r>
+    </w:p>
+    <w:p>
+      <w:r>
+        <w:rPr>
+          <w:rFonts w:hint="eastAsia"/>
+        </w:rPr>
+        <w:t>最后一步是</w:t>
+      </w:r>
+      <w:r>
+        <w:rPr>
+          <w:rFonts w:hint="eastAsia"/>
+          <w:b/>
+          <w:bCs/>
+        </w:rPr>
+        <w:t>入库。</w:t>
+      </w:r>
+      <w:r>
+        <w:t>把每个 chunk 的向量和原始文本一起存进向量数据库</w:t>
+      </w:r>
+    </w:p>
+    <w:p>
+      <w:r>
+        <w:t xml:space="preserve">we </w:t>
+      </w:r>
+      <w:r>
+        <w:rPr>
+          <w:b/>
+          <w:bCs/>
+        </w:rPr>
+        <w:t>store everything in the database</w:t>
+      </w:r>
+      <w:r>
+        <w:t>. We save both the vector and the original text of each chunk in a vector database.</w:t>
+      </w:r>
+    </w:p>
+    <w:p/>
+    <w:p>
+      <w:pPr>
+        <w:rPr>
+          <w:b/>
+          <w:bCs/>
+        </w:rPr>
+      </w:pPr>
+      <w:r>
+        <w:rPr>
+          <w:b/>
+          <w:bCs/>
+        </w:rPr>
+        <w:t>在线阶段</w:t>
+      </w:r>
+    </w:p>
+    <w:p>
+      <w:r>
+        <w:t>在线阶段是每次用户提问时实时执行</w:t>
+      </w:r>
+    </w:p>
+    <w:p>
+      <w:r>
+        <w:t xml:space="preserve">The online stage happens </w:t>
+      </w:r>
+      <w:r>
+        <w:rPr>
+          <w:b/>
+          <w:bCs/>
+        </w:rPr>
+        <w:t>in real time whenever a user asks a question</w:t>
+      </w:r>
+      <w:r>
+        <w:t>.</w:t>
+      </w:r>
+    </w:p>
+    <w:p>
+      <w:r>
+        <w:rPr>
+          <w:rFonts w:hint="eastAsia"/>
+        </w:rPr>
+        <w:lastRenderedPageBreak/>
+        <w:t>第一步是</w:t>
+      </w:r>
+      <w:r>
+        <w:rPr>
+          <w:b/>
+          <w:bCs/>
+        </w:rPr>
+        <w:t>Query处理</w:t>
+      </w:r>
+      <w:r>
+        <w:t>。用户的提问往往是口语化的，或者比较模糊。Query改写让LLM把用户的问题改写成更适合检索的形式，或者从对话历史里补充必要的上下文。</w:t>
+      </w:r>
+    </w:p>
+    <w:p>
+      <w:r>
+        <w:t xml:space="preserve">The first step is </w:t>
+      </w:r>
+      <w:r>
+        <w:rPr>
+          <w:b/>
+          <w:bCs/>
+        </w:rPr>
+        <w:t>query processing</w:t>
+      </w:r>
+      <w:r>
+        <w:t>. Users usually ask questions in oral English, and their questions are not always clear.</w:t>
+      </w:r>
+      <w:r>
+        <w:rPr>
+          <w:rFonts w:hint="eastAsia"/>
+        </w:rPr>
+        <w:t xml:space="preserve"> </w:t>
+      </w:r>
+      <w:r>
+        <w:t xml:space="preserve">So we can use an LLM to </w:t>
+      </w:r>
+      <w:r>
+        <w:rPr>
+          <w:b/>
+          <w:bCs/>
+        </w:rPr>
+        <w:t>rewrite</w:t>
+      </w:r>
+      <w:r>
+        <w:t xml:space="preserve"> the query into a form that’s easier to search, or add missing context from the conversation history.</w:t>
+      </w:r>
+    </w:p>
+    <w:p>
+      <w:r>
+        <w:rPr>
+          <w:rFonts w:hint="eastAsia"/>
+        </w:rPr>
+        <w:t>然后是</w:t>
+      </w:r>
+      <w:r>
+        <w:rPr>
+          <w:rFonts w:hint="eastAsia"/>
+          <w:b/>
+          <w:bCs/>
+        </w:rPr>
+        <w:t>向量检索</w:t>
+      </w:r>
+      <w:r>
+        <w:rPr>
+          <w:b/>
+          <w:bCs/>
+        </w:rPr>
+        <w:t>(粗排)</w:t>
+      </w:r>
+      <w:r>
+        <w:t>。把用户的问题也转成向量，然后去向量库里做相似度搜索，找出向量距离最近的Top-K个chunk。这一步</w:t>
+      </w:r>
+      <w:r>
+        <w:rPr>
+          <w:rFonts w:hint="eastAsia"/>
+        </w:rPr>
+        <w:t>是粗略检索，速度快但准确率不高。</w:t>
+      </w:r>
+    </w:p>
+    <w:p>
+      <w:r>
+        <w:t xml:space="preserve">Then we do </w:t>
+      </w:r>
+      <w:r>
+        <w:rPr>
+          <w:b/>
+          <w:bCs/>
+        </w:rPr>
+        <w:t>vector search</w:t>
+      </w:r>
+      <w:r>
+        <w:t xml:space="preserve">. We convert the user’s question into a vector, then search for the </w:t>
+      </w:r>
+      <w:r>
+        <w:rPr>
+          <w:b/>
+          <w:bCs/>
+        </w:rPr>
+        <w:t>Top-K most similar chunks</w:t>
+      </w:r>
+      <w:r>
+        <w:rPr>
+          <w:rFonts w:hint="eastAsia"/>
+        </w:rPr>
+        <w:t xml:space="preserve"> in </w:t>
+      </w:r>
+      <w:r>
+        <w:t>the vector database</w:t>
+      </w:r>
+      <w:r>
+        <w:t xml:space="preserve">. This step is fast, but </w:t>
+      </w:r>
+      <w:r>
+        <w:rPr>
+          <w:rFonts w:hint="eastAsia"/>
+        </w:rPr>
+        <w:t>not</w:t>
+      </w:r>
+      <w:r>
+        <w:t xml:space="preserve"> accura</w:t>
+      </w:r>
+      <w:r>
+        <w:rPr>
+          <w:rFonts w:hint="eastAsia"/>
+        </w:rPr>
+        <w:t xml:space="preserve">te </w:t>
+      </w:r>
+    </w:p>
+    <w:p>
+      <w:r>
+        <w:rPr>
+          <w:rFonts w:hint="eastAsia"/>
+        </w:rPr>
+        <w:t>接下来是</w:t>
+      </w:r>
+      <w:r>
+        <w:t>Rerank(精排)。Rerank 模型会把用户问题和每个候选chunk拼在一起，深度理解它们之间的相关性，然后重新排序，把不相关的结果过滤掉。</w:t>
+      </w:r>
+      <w:r>
+        <w:rPr>
+          <w:rFonts w:hint="eastAsia"/>
+        </w:rPr>
+        <w:t>这一步较慢但准确率高。</w:t>
+      </w:r>
+    </w:p>
+    <w:p>
+      <w:r>
+        <w:t xml:space="preserve">Next comes </w:t>
+      </w:r>
+      <w:r>
+        <w:rPr>
+          <w:b/>
+          <w:bCs/>
+        </w:rPr>
+        <w:t>reranking</w:t>
+      </w:r>
+      <w:r>
+        <w:t>. The rerank</w:t>
+      </w:r>
+      <w:r>
+        <w:rPr>
+          <w:rFonts w:hint="eastAsia"/>
+        </w:rPr>
+        <w:t>ing model</w:t>
+      </w:r>
+      <w:r>
+        <w:t xml:space="preserve"> </w:t>
+      </w:r>
+      <w:r>
+        <w:t>combines the user query with each candidate chunk</w:t>
+      </w:r>
+      <w:r>
+        <w:t xml:space="preserve"> and has a deeper understanding of how relevant they are. It then </w:t>
+      </w:r>
+      <w:r>
+        <w:rPr>
+          <w:b/>
+          <w:bCs/>
+        </w:rPr>
+        <w:t>reorders</w:t>
+      </w:r>
+      <w:r>
+        <w:t xml:space="preserve"> the results and </w:t>
+      </w:r>
+      <w:r>
+        <w:rPr>
+          <w:b/>
+          <w:bCs/>
+        </w:rPr>
+        <w:t>filters</w:t>
+      </w:r>
+      <w:r>
+        <w:t xml:space="preserve"> out irrelevant ones.</w:t>
+      </w:r>
+    </w:p>
+    <w:p/>
+    <w:p>
+      <w:r>
+        <w:t>最后是</w:t>
+      </w:r>
+      <w:r>
+        <w:rPr>
+          <w:b/>
+          <w:bCs/>
+        </w:rPr>
+        <w:t>生成</w:t>
+      </w:r>
+      <w:r>
+        <w:t>，把用户问题+精排后的chunk拼成 prompt，交给LLM生成最终答案。</w:t>
+      </w:r>
+    </w:p>
+    <w:p>
+      <w:r>
+        <w:rPr>
+          <w:rFonts w:hint="eastAsia"/>
+        </w:rPr>
+        <w:t>The system</w:t>
+      </w:r>
+      <w:r>
+        <w:t xml:space="preserve"> combine</w:t>
+      </w:r>
+      <w:r>
+        <w:rPr>
+          <w:rFonts w:hint="eastAsia"/>
+        </w:rPr>
+        <w:t>s</w:t>
+      </w:r>
+      <w:r>
+        <w:t xml:space="preserve"> the user’s question with the chunks from the reranking stage, put them into a prompt, and send that to the LLM to generate the final answer.</w:t>
+      </w:r>
+    </w:p>
+    <w:p/>
+    <w:p>
+      <w:r>
+        <w:t>RAG最核心的价值</w:t>
+      </w:r>
+      <w:r>
+        <w:rPr>
+          <w:rFonts w:hint="eastAsia"/>
+        </w:rPr>
+        <w:t>：</w:t>
+      </w:r>
+    </w:p>
+    <w:p>
+      <w:r>
+        <w:t>一是知识可以随时热更新，往知识库里加新文档就行，不需要重新训练模型，成本极低。</w:t>
+      </w:r>
+    </w:p>
+    <w:p>
+      <w:r>
+        <w:t>二是答案有溯源，每条回答都能追溯到来自哪个chunk，可解释性比纯LLM生成强很多，遇到答错了也知道是哪条知识出了问题</w:t>
+      </w:r>
+    </w:p>
+    <w:p>
+      <w:r>
+        <w:t>First, it supports real-time hot updates of knowledge. New documents can be directly added to the knowledge base without retraining the model</w:t>
+      </w:r>
+      <w:r>
+        <w:rPr>
+          <w:rFonts w:hint="eastAsia"/>
+        </w:rPr>
+        <w:t xml:space="preserve">. </w:t>
+      </w:r>
+      <w:r>
+        <w:t>I</w:t>
+      </w:r>
+      <w:r>
+        <w:rPr>
+          <w:rFonts w:hint="eastAsia"/>
+        </w:rPr>
+        <w:t>t</w:t>
+      </w:r>
+      <w:r>
+        <w:t>’</w:t>
+      </w:r>
+      <w:r>
+        <w:rPr>
+          <w:rFonts w:hint="eastAsia"/>
+        </w:rPr>
+        <w:t>s time cost and money cost are low.</w:t>
+      </w:r>
+    </w:p>
+    <w:p>
+      <w:r>
+        <w:t xml:space="preserve">Second, all generated answers are traceable. Every response can be linked back to its source chunk, delivering far better explainability than pure LLM generation. If the model outputs incorrect answers, we can easily identify which piece of knowledge caused the </w:t>
+      </w:r>
+      <w:r>
+        <w:lastRenderedPageBreak/>
+        <w:t>error.</w:t>
+      </w:r>
+    </w:p>
+    <w:p>
+      <w:pPr>
+        <w:pStyle w:val="1"/>
+      </w:pPr>
+      <w:r>
+        <w:rPr>
+          <w:rFonts w:hint="eastAsia"/>
+        </w:rPr>
+        <w:t>为什么会产生幻觉</w:t>
+      </w:r>
+      <w:r>
+        <w:t>?</w:t>
+      </w:r>
+    </w:p>
+    <w:p>
+      <w:r>
+        <w:t>因为LLM的核心机制是给定前</w:t>
+      </w:r>
+      <w:r>
+        <w:rPr>
+          <w:rFonts w:hint="eastAsia"/>
+        </w:rPr>
+        <w:t>文</w:t>
+      </w:r>
+      <w:r>
+        <w:t>，预测下一个最可能的token</w:t>
+      </w:r>
+      <w:r>
+        <w:rPr>
+          <w:rFonts w:hint="eastAsia"/>
+        </w:rPr>
+        <w:t>。</w:t>
+      </w:r>
+      <w:r>
+        <w:t>它</w:t>
+      </w:r>
+      <w:r>
+        <w:rPr>
+          <w:rFonts w:hint="eastAsia"/>
+        </w:rPr>
+        <w:t>不会因为</w:t>
+      </w:r>
+      <w:r>
+        <w:t>「我不确定就停下来」，也没办法「知道自己不知道」。当参数里的知识不够用的时候，它只能</w:t>
+      </w:r>
+      <w:r>
+        <w:rPr>
+          <w:rFonts w:hint="eastAsia"/>
+        </w:rPr>
+        <w:t>强行地</w:t>
+      </w:r>
+      <w:r>
+        <w:t>拼凑出一个「听起来合理」的答案。</w:t>
+      </w:r>
+    </w:p>
+    <w:p>
+      <w:r>
+        <w:rPr>
+          <w:rFonts w:hint="eastAsia"/>
+        </w:rPr>
+        <w:t>导致幻觉的核心原因是缺乏相应的</w:t>
+      </w:r>
+      <w:r>
+        <w:t>知识。</w:t>
+      </w:r>
+    </w:p>
+    <w:p>
+      <w:r>
+        <w:t xml:space="preserve">an LLM works by predicting the most probable next token based on preceding context. It cannot stop generating when </w:t>
+      </w:r>
+      <w:r>
+        <w:rPr>
+          <w:rFonts w:hint="eastAsia"/>
+        </w:rPr>
+        <w:t>it is un</w:t>
+      </w:r>
+      <w:r>
+        <w:t>certain</w:t>
+      </w:r>
+      <w:r>
+        <w:rPr>
+          <w:rFonts w:hint="eastAsia"/>
+        </w:rPr>
+        <w:t>.</w:t>
+      </w:r>
+      <w:r>
+        <w:t xml:space="preserve"> it </w:t>
+      </w:r>
+      <w:r>
+        <w:rPr>
+          <w:rFonts w:hint="eastAsia"/>
+        </w:rPr>
+        <w:t xml:space="preserve">also cannot </w:t>
+      </w:r>
+      <w:r>
+        <w:t>recognize its own ignorance</w:t>
+      </w:r>
+      <w:r>
+        <w:rPr>
+          <w:rFonts w:hint="eastAsia"/>
+        </w:rPr>
+        <w:t>无知</w:t>
+      </w:r>
+      <w:r>
+        <w:t xml:space="preserve">. When the knowledge encoded in its parameters is insufficient, the model can only piece together a </w:t>
+      </w:r>
+      <w:r>
+        <w:rPr>
+          <w:rFonts w:hint="eastAsia"/>
+        </w:rPr>
+        <w:t>reasonable</w:t>
+      </w:r>
+      <w:r>
+        <w:t>-sounding answer.</w:t>
+      </w:r>
+    </w:p>
+    <w:p>
+      <w:r>
+        <w:t>The primary root cause of hallucinations is insufficient relevant knowledge.</w:t>
+      </w:r>
+    </w:p>
+    <w:p/>
+    <w:p>
+      <w:pPr>
+        <w:pStyle w:val="1"/>
+      </w:pPr>
+      <w:r>
+        <w:t>RAG是怎么解决这三个问题的</w:t>
+      </w:r>
+    </w:p>
+    <w:p>
+      <w:r>
+        <w:t>RAG把知识存到外部知识库，用的时候实时检索注入</w:t>
+      </w:r>
+      <w:r>
+        <w:rPr>
+          <w:rFonts w:hint="eastAsia"/>
+        </w:rPr>
+        <w:t>。</w:t>
+      </w:r>
+    </w:p>
+    <w:p>
+      <w:r>
+        <w:rPr>
+          <w:rFonts w:hint="eastAsia"/>
+        </w:rPr>
+        <w:t>具体来说，知识被整理成文档，预处理后存入向量数据库</w:t>
+      </w:r>
+      <w:r>
+        <w:t>;用户提问时，先去数据库里检索最相关的内容片段，把这些片段和用户的问题一起塞进prompt，让LLM基于这些「参考资料」来回答，而不是靠自己的记忆凭空作答。</w:t>
+      </w:r>
+    </w:p>
+    <w:p>
+      <w:r>
+        <w:rPr>
+          <w:rFonts w:hint="eastAsia"/>
+        </w:rPr>
+        <w:t>知识过期的问题</w:t>
+      </w:r>
+      <w:r>
+        <w:t>:新内容随时入库，不需要重新训练模型，知识库更新了就立刻生效。知识缺失的问题:公司文档入库之后，LLM就能「看到」这些内容，问私有问题就能给出准确答案。</w:t>
+      </w:r>
+    </w:p>
+    <w:p>
+      <w:r>
+        <w:t>幻觉问题:LLM有了真实的参考依据，生成答案时是在「复述」检索到的内容，而不是凭记忆发挥，幻觉率会显著降低;而且每条答案都能追溯到来源，用户可以自己去原文核实，可信度大幅提升。</w:t>
+      </w:r>
+    </w:p>
+    <w:p>
       <w:pPr>
         <w:rPr>
           <w:b/>
@@ -406,7 +1119,11 @@
         <w:t>多样性</w:t>
       </w:r>
       <w:r>
-        <w:t>上也显著优于纯 LLM。更重要的是，RAG 具备</w:t>
+        <w:t>上也显著优于纯 LLM。更重要的</w:t>
+      </w:r>
+      <w:r>
+        <w:lastRenderedPageBreak/>
+        <w:t>是，RAG 具备</w:t>
       </w:r>
       <w:r>
         <w:rPr>
@@ -495,74 +1212,356 @@
     </w:p>
     <w:p>
       <w:r>
+        <w:t>（4）</w:t>
+      </w:r>
+      <w:r>
+        <w:rPr>
+          <w:b/>
+          <w:bCs/>
+        </w:rPr>
+        <w:t>灵活的模块化可扩展性</w:t>
+      </w:r>
+    </w:p>
+    <w:p>
+      <w:r>
+        <w:t>RAG 的架构具备极强的包容性，支持</w:t>
+      </w:r>
+      <w:r>
+        <w:rPr>
+          <w:b/>
+          <w:bCs/>
+        </w:rPr>
+        <w:t>多源集成</w:t>
+      </w:r>
+      <w:r>
+        <w:t>，无论是 PDF、Word 还是网页数据，都能统一构建进知识库中。同时，其</w:t>
+      </w:r>
+      <w:r>
+        <w:rPr>
+          <w:b/>
+          <w:bCs/>
+        </w:rPr>
+        <w:t>模块化设计</w:t>
+      </w:r>
+      <w:r>
+        <w:t>实现了检索与生成的解耦，这意味着我们可以独立优化检索组件（比如更换更好的 Embedding 模型），而不会影响到生成组件的稳定性，便于系统的长期迭代。</w:t>
+      </w:r>
+    </w:p>
+    <w:p>
+      <w:pPr>
+        <w:rPr>
+          <w:rFonts w:hint="eastAsia"/>
+        </w:rPr>
+      </w:pPr>
+    </w:p>
+    <w:p>
+      <w:pPr>
+        <w:pStyle w:val="1"/>
+      </w:pPr>
+      <w:r>
+        <w:t>P</w:t>
+      </w:r>
+      <w:r>
+        <w:rPr>
+          <w:rFonts w:hint="eastAsia"/>
+        </w:rPr>
+        <w:t>rompt engineering vs rag vs fine-tuning</w:t>
+      </w:r>
+    </w:p>
+    <w:p>
+      <w:pPr>
+        <w:rPr>
+          <w:rFonts w:hint="eastAsia"/>
+        </w:rPr>
+      </w:pPr>
+    </w:p>
+    <w:p>
+      <w:pPr>
+        <w:pStyle w:val="1"/>
+      </w:pPr>
+      <w:r>
+        <w:t>4.RAG中的文档是怎么存的?粒度是多大?</w:t>
+      </w:r>
+    </w:p>
+    <w:p>
+      <w:r>
+        <w:rPr>
+          <w:rFonts w:hint="eastAsia"/>
+        </w:rPr>
+        <w:t>先将文档切成chunk再存入向量数据库。因为：</w:t>
+      </w:r>
+    </w:p>
+    <w:p>
+      <w:r>
+        <w:rPr>
+          <w:rFonts w:hint="eastAsia"/>
+        </w:rPr>
+        <w:t>第一，向量模型有输入长度限制，一般最多几百到几千</w:t>
+      </w:r>
+      <w:r>
+        <w:t>token，</w:t>
+      </w:r>
+      <w:r>
+        <w:rPr>
+          <w:rFonts w:hint="eastAsia"/>
+        </w:rPr>
+        <w:t>如果</w:t>
+      </w:r>
+      <w:r>
+        <w:t>文档塞不进</w:t>
+      </w:r>
+      <w:r>
+        <w:rPr>
+          <w:rFonts w:hint="eastAsia"/>
+        </w:rPr>
+        <w:t>数据库</w:t>
+      </w:r>
+      <w:r>
+        <w:t>。</w:t>
+      </w:r>
+    </w:p>
+    <w:p>
+      <w:r>
+        <w:rPr>
+          <w:rFonts w:hint="eastAsia"/>
+        </w:rPr>
         <w:lastRenderedPageBreak/>
-        <w:t>（4）</w:t>
-      </w:r>
-      <w:r>
-        <w:rPr>
-          <w:b/>
-          <w:bCs/>
-        </w:rPr>
-        <w:t>灵活的模块化可扩展性</w:t>
-      </w:r>
-    </w:p>
-    <w:p>
-      <w:r>
-        <w:t>RAG 的架构具备极强的包容性，支持</w:t>
-      </w:r>
-      <w:r>
-        <w:rPr>
-          <w:b/>
-          <w:bCs/>
-        </w:rPr>
-        <w:t>多源集成</w:t>
-      </w:r>
-      <w:r>
-        <w:t>，无论是 PDF、Word 还是网页数据，都能统一构建进知识库中。同时，其</w:t>
-      </w:r>
-      <w:r>
-        <w:rPr>
-          <w:b/>
-          <w:bCs/>
-        </w:rPr>
-        <w:t>模块化设计</w:t>
-      </w:r>
-      <w:r>
-        <w:t>实现了检索与生成的解耦，这意味着我们可以独立优化检索组件（比如更换更好的 Embedding 模型），而不会影响到生成组件的稳定性，便于系统的长期迭代。</w:t>
+        <w:t>第二，</w:t>
+      </w:r>
+      <w:r>
+        <w:rPr>
+          <w:rFonts w:hint="eastAsia"/>
+        </w:rPr>
+        <w:t>如果把整篇文档放进向量数据库，向量模型会</w:t>
+      </w:r>
+      <w:r>
+        <w:rPr>
+          <w:rFonts w:hint="eastAsia"/>
+        </w:rPr>
+        <w:t>把整篇文章压缩成一个向量，</w:t>
+      </w:r>
+      <w:r>
+        <w:rPr>
+          <w:rFonts w:hint="eastAsia"/>
+        </w:rPr>
+        <w:t>会丢失细节</w:t>
+      </w:r>
+      <w:r>
+        <w:rPr>
+          <w:rFonts w:hint="eastAsia"/>
+        </w:rPr>
+        <w:t>，</w:t>
+      </w:r>
+      <w:r>
+        <w:rPr>
+          <w:rFonts w:hint="eastAsia"/>
+        </w:rPr>
+        <w:t>影响检索精度。</w:t>
       </w:r>
     </w:p>
     <w:p/>
     <w:p>
       <w:pPr>
+        <w:rPr>
+          <w:rFonts w:hint="eastAsia"/>
+        </w:rPr>
+      </w:pPr>
+      <w:r>
+        <w:rPr>
+          <w:rFonts w:hint="eastAsia"/>
+        </w:rPr>
+        <w:t>通常</w:t>
+      </w:r>
+      <w:r>
+        <w:rPr>
+          <w:rFonts w:hint="eastAsia"/>
+        </w:rPr>
+        <w:t>一个chunk包含</w:t>
+      </w:r>
+      <w:r>
+        <w:t>500~1000</w:t>
+      </w:r>
+      <w:r>
+        <w:rPr>
+          <w:rFonts w:hint="eastAsia"/>
+        </w:rPr>
+        <w:t xml:space="preserve"> </w:t>
+      </w:r>
+      <w:r>
+        <w:t>token</w:t>
+      </w:r>
+      <w:r>
+        <w:rPr>
+          <w:rFonts w:hint="eastAsia"/>
+        </w:rPr>
+        <w:t>。</w:t>
+      </w:r>
+    </w:p>
+    <w:p>
+      <w:r>
+        <w:t>chunk太大，向量把太多语义压缩在起，变得笼统，检索时容易召回和问题只有部分相关的内容，同时也更容易超出Embedding模型的输入长度限制。</w:t>
+      </w:r>
+    </w:p>
+    <w:p>
+      <w:r>
+        <w:t>chunk太小，单个chunk语义不完整</w:t>
+      </w:r>
+      <w:r>
+        <w:rPr>
+          <w:rFonts w:hint="eastAsia"/>
+        </w:rPr>
+        <w:t>，</w:t>
+      </w:r>
+      <w:r>
+        <w:t xml:space="preserve"> </w:t>
+      </w:r>
+      <w:r>
+        <w:t>LLM拿到这段内容也看不懂，而且检索噪音更多。</w:t>
+      </w:r>
+    </w:p>
+    <w:p>
+      <w:pPr>
         <w:pStyle w:val="1"/>
       </w:pPr>
       <w:r>
-        <w:rPr>
-          <w:rFonts w:hint="eastAsia"/>
-        </w:rPr>
-        <w:t>为什么</w:t>
-      </w:r>
-      <w:proofErr w:type="spellStart"/>
-      <w:r>
-        <w:rPr>
-          <w:rFonts w:hint="eastAsia"/>
-        </w:rPr>
-        <w:t>chuncking</w:t>
-      </w:r>
-      <w:proofErr w:type="spellEnd"/>
-      <w:r>
-        <w:rPr>
-          <w:rFonts w:hint="eastAsia"/>
-        </w:rPr>
-        <w:t>？</w:t>
-      </w:r>
-    </w:p>
-    <w:p>
-      <w:pPr>
-        <w:pStyle w:val="2"/>
-      </w:pPr>
-      <w:r>
-        <w:t>满足模型上下文限制</w:t>
+        <w:t>详细说说文档切割(Chunking)策略?</w:t>
+      </w:r>
+    </w:p>
+    <w:p>
+      <w:pPr>
+        <w:rPr>
+          <w:b/>
+          <w:bCs/>
+        </w:rPr>
+      </w:pPr>
+      <w:r>
+        <w:rPr>
+          <w:b/>
+          <w:bCs/>
+        </w:rPr>
+        <w:t>Fixed Size Chunking</w:t>
+      </w:r>
+    </w:p>
+    <w:p>
+      <w:r>
+        <w:rPr>
+          <w:rFonts w:hint="eastAsia"/>
+        </w:rPr>
+        <w:t>最</w:t>
+      </w:r>
+      <w:r>
+        <w:rPr>
+          <w:rFonts w:hint="eastAsia"/>
+        </w:rPr>
+        <w:t>暴力chunking</w:t>
+      </w:r>
+      <w:r>
+        <w:rPr>
+          <w:rFonts w:hint="eastAsia"/>
+        </w:rPr>
+        <w:t>的方式，按固定字符数</w:t>
+      </w:r>
+      <w:r>
+        <w:t>切割。</w:t>
+      </w:r>
+    </w:p>
+    <w:p>
+      <w:r>
+        <w:t>优点是实现简单、chunk大小可控;</w:t>
+      </w:r>
+    </w:p>
+    <w:p>
+      <w:r>
+        <w:rPr>
+          <w:rFonts w:hint="eastAsia"/>
+        </w:rPr>
+        <w:t>缺点是可能在句子中间截断，破坏语义完整性。</w:t>
+      </w:r>
+    </w:p>
+    <w:p>
+      <w:r>
+        <w:rPr>
+          <w:rFonts w:hint="eastAsia"/>
+        </w:rPr>
+        <w:t>通常会加上</w:t>
+      </w:r>
+      <w:r>
+        <w:t>*重叠(overlap)*来缓解边界截断问题</w:t>
+      </w:r>
+    </w:p>
+    <w:p/>
+    <w:p>
+      <w:pPr>
+        <w:rPr>
+          <w:b/>
+          <w:bCs/>
+        </w:rPr>
+      </w:pPr>
+      <w:r>
+        <w:rPr>
+          <w:b/>
+          <w:bCs/>
+        </w:rPr>
+        <w:t>语义边界切割(Semantic Based Chunking)</w:t>
+      </w:r>
+    </w:p>
+    <w:p>
+      <w:r>
+        <w:t>按文档的自然语义边界来切，比如段落、句子、标题层级</w:t>
+      </w:r>
+    </w:p>
+    <w:p>
+      <w:r>
+        <w:rPr>
+          <w:rFonts w:hint="eastAsia"/>
+        </w:rPr>
+        <w:t>使每个chunk都能表达一个完整意思</w:t>
+      </w:r>
+    </w:p>
+    <w:p/>
+    <w:p>
+      <w:pPr>
+        <w:rPr>
+          <w:rFonts w:hint="eastAsia"/>
+          <w:b/>
+          <w:bCs/>
+        </w:rPr>
+      </w:pPr>
+      <w:r>
+        <w:rPr>
+          <w:rFonts w:hint="eastAsia"/>
+          <w:b/>
+          <w:bCs/>
+        </w:rPr>
+        <w:t>父子切割</w:t>
+      </w:r>
+      <w:r>
+        <w:rPr>
+          <w:b/>
+          <w:bCs/>
+        </w:rPr>
+        <w:t>(Parent-Child Chunking)</w:t>
+      </w:r>
+    </w:p>
+    <w:p>
+      <w:r>
+        <w:t>存储时，同一段内容存两份。一份是小chunk，专门用于向量检索，因为小chunk语义聚焦，围绕一个小话题，检索精度高。另一份是包含这个小 chunk前后上下文的大chunk，通过ID与对应的小chunk关联。检索时用小chunk找到精准的命中点，然后根据关联ID取出对应的大chunk，把完整的上下文交给LLM阅读，生成质量更好。</w:t>
+      </w:r>
+    </w:p>
+    <w:p>
+      <w:pPr>
+        <w:rPr>
+          <w:rFonts w:hint="eastAsia"/>
+        </w:rPr>
+      </w:pPr>
+      <w:r>
+        <w:rPr>
+          <w:rFonts w:hint="eastAsia"/>
+        </w:rPr>
+        <w:t>缺点</w:t>
+      </w:r>
+      <w:r>
+        <w:t>是存储量翻倍，索引构建复杂</w:t>
       </w:r>
       <w:r>
         <w:rPr>
@@ -573,339 +1572,706 @@
     </w:p>
     <w:p>
       <w:pPr>
-        <w:rPr>
-          <w:rFonts w:hint="eastAsia"/>
-          <w:b/>
-          <w:bCs/>
-        </w:rPr>
-      </w:pPr>
-      <w:r>
-        <w:rPr>
-          <w:b/>
-          <w:bCs/>
-        </w:rPr>
-        <w:t>E</w:t>
-      </w:r>
-      <w:r>
-        <w:rPr>
-          <w:rFonts w:hint="eastAsia"/>
-          <w:b/>
-          <w:bCs/>
-        </w:rPr>
-        <w:t>mbedding model和</w:t>
-      </w:r>
-      <w:proofErr w:type="spellStart"/>
-      <w:r>
-        <w:rPr>
-          <w:rFonts w:hint="eastAsia"/>
-          <w:b/>
-          <w:bCs/>
-        </w:rPr>
-        <w:t>llm</w:t>
-      </w:r>
-      <w:proofErr w:type="spellEnd"/>
-      <w:r>
-        <w:rPr>
-          <w:rFonts w:hint="eastAsia"/>
-          <w:b/>
-          <w:bCs/>
-        </w:rPr>
-        <w:t>都有</w:t>
-      </w:r>
-      <w:r>
-        <w:rPr>
-          <w:b/>
-          <w:bCs/>
-        </w:rPr>
-        <w:t>输入长度上限</w:t>
-      </w:r>
-      <w:r>
-        <w:rPr>
-          <w:rFonts w:hint="eastAsia"/>
-          <w:b/>
-          <w:bCs/>
-        </w:rPr>
-        <w:t>。嵌入模型一般是</w:t>
-      </w:r>
-      <w:r>
-        <w:rPr>
-          <w:b/>
-          <w:bCs/>
-        </w:rPr>
-        <w:t>512个token</w:t>
-      </w:r>
-      <w:r>
-        <w:rPr>
-          <w:rFonts w:hint="eastAsia"/>
-          <w:b/>
-          <w:bCs/>
-        </w:rPr>
-        <w:t>，</w:t>
-      </w:r>
-      <w:proofErr w:type="spellStart"/>
-      <w:r>
-        <w:rPr>
-          <w:rFonts w:hint="eastAsia"/>
-          <w:b/>
-          <w:bCs/>
-        </w:rPr>
-        <w:t>llm</w:t>
-      </w:r>
-      <w:proofErr w:type="spellEnd"/>
-      <w:r>
-        <w:rPr>
-          <w:rFonts w:hint="eastAsia"/>
-          <w:b/>
-          <w:bCs/>
-        </w:rPr>
-        <w:t>是100万个token。</w:t>
+        <w:pStyle w:val="1"/>
+      </w:pPr>
+      <w:r>
+        <w:lastRenderedPageBreak/>
+        <w:t>5.怎么规避语义被切割掉的问题?</w:t>
+      </w:r>
+    </w:p>
+    <w:p>
+      <w:pPr>
+        <w:rPr>
+          <w:rFonts w:hint="eastAsia"/>
+        </w:rPr>
+      </w:pPr>
+    </w:p>
+    <w:p>
+      <w:pPr>
+        <w:pStyle w:val="1"/>
+      </w:pPr>
+      <w:r>
+        <w:t>6. 在 RAG 中 Embedding 究竟是什么?</w:t>
+      </w:r>
+    </w:p>
+    <w:p>
+      <w:r>
+        <w:t>Embedding模型把一段自然语言文本映射成一个固定长度的浮点数向量。</w:t>
+      </w:r>
+    </w:p>
+    <w:p>
+      <w:r>
+        <w:rPr>
+          <w:rFonts w:hint="eastAsia"/>
+        </w:rPr>
+        <w:t>这个映射的</w:t>
+      </w:r>
+      <w:r>
+        <w:rPr>
+          <w:rFonts w:hint="eastAsia"/>
+        </w:rPr>
+        <w:t>性质</w:t>
+      </w:r>
+      <w:r>
+        <w:t>:语义相近的文本，向量的余弦相似度高。</w:t>
+      </w:r>
+    </w:p>
+    <w:p>
+      <w:r>
+        <w:t>RAG 里的语义检索就是靠这个</w:t>
+      </w:r>
+      <w:r>
+        <w:rPr>
+          <w:rFonts w:hint="eastAsia"/>
+        </w:rPr>
+        <w:t>性质</w:t>
+      </w:r>
+      <w:r>
+        <w:t>实现的</w:t>
       </w:r>
     </w:p>
     <w:p/>
     <w:p>
       <w:pPr>
-        <w:pStyle w:val="2"/>
-      </w:pPr>
-      <w:proofErr w:type="spellStart"/>
-      <w:r>
-        <w:t>C</w:t>
-      </w:r>
-      <w:r>
-        <w:rPr>
-          <w:rFonts w:hint="eastAsia"/>
-        </w:rPr>
-        <w:t>hunck</w:t>
-      </w:r>
-      <w:proofErr w:type="spellEnd"/>
-      <w:r>
-        <w:rPr>
-          <w:rFonts w:hint="eastAsia"/>
-        </w:rPr>
-        <w:t>不是越大越好。</w:t>
-      </w:r>
-    </w:p>
-    <w:p>
-      <w:pPr>
-        <w:pStyle w:val="3"/>
-      </w:pPr>
-      <w:r>
-        <w:t>嵌入过程中的信息损失</w:t>
-      </w:r>
-    </w:p>
-    <w:p>
-      <w:pPr>
-        <w:rPr>
-          <w:rFonts w:hint="eastAsia"/>
-        </w:rPr>
-      </w:pPr>
-      <w:r>
-        <w:t>大多数嵌入模型都基于 Transformer 编码器</w:t>
-      </w:r>
-      <w:r>
-        <w:rPr>
-          <w:rFonts w:hint="eastAsia"/>
-        </w:rPr>
-        <w:t>。其中</w:t>
-      </w:r>
-      <w:r>
-        <w:rPr>
-          <w:b/>
-          <w:bCs/>
-        </w:rPr>
-        <w:t>池化 (Pooling)</w:t>
-      </w:r>
-      <w:r>
-        <w:rPr>
-          <w:rFonts w:hint="eastAsia"/>
-        </w:rPr>
-        <w:t>过程会</w:t>
-      </w:r>
-      <w:r>
-        <w:t>将所有 token 的向量</w:t>
-      </w:r>
-      <w:r>
-        <w:rPr>
-          <w:b/>
-          <w:bCs/>
-        </w:rPr>
-        <w:t>压缩</w:t>
-      </w:r>
-      <w:r>
-        <w:rPr>
-          <w:rFonts w:hint="eastAsia"/>
-        </w:rPr>
-        <w:t>，导致</w:t>
-      </w:r>
-      <w:r>
-        <w:t>信息损失</w:t>
-      </w:r>
-      <w:r>
-        <w:rPr>
-          <w:rFonts w:hint="eastAsia"/>
-        </w:rPr>
-        <w:t>。因此，</w:t>
-      </w:r>
-      <w:r>
-        <w:rPr>
-          <w:b/>
-          <w:bCs/>
-        </w:rPr>
-        <w:t>文本块越长，包含的语义点越多，</w:t>
-      </w:r>
-      <w:r>
-        <w:t>关键细节被模糊化，从而降低了检索的精度。</w:t>
-      </w:r>
-    </w:p>
-    <w:p/>
-    <w:p>
-      <w:r>
-        <w:t>当LLM处理非常长的、充满大量信息的上下文时，它倾向于更好地记住开头和结尾的信息，而忽略中间部分的内容</w:t>
-      </w:r>
-      <w:r>
-        <w:rPr>
-          <w:rFonts w:hint="eastAsia"/>
-        </w:rPr>
-        <w:t>，</w:t>
-      </w:r>
-      <w:r>
-        <w:t>从而导致回答质量下降或产生幻觉。</w:t>
-      </w:r>
-    </w:p>
-    <w:p/>
-    <w:p>
-      <w:pPr>
-        <w:rPr>
-          <w:b/>
-          <w:bCs/>
-        </w:rPr>
-      </w:pPr>
-      <w:r>
-        <w:rPr>
-          <w:b/>
-          <w:bCs/>
-        </w:rPr>
-        <w:t>主题稀释导致检索失败</w:t>
-      </w:r>
-    </w:p>
-    <w:p>
-      <w:r>
-        <w:t>一个好的文本块应该聚焦于一个明确、单一的主题。如果一个块包含太多不相关的主题，它的语义就会被稀释，导致在检索时无法被精确匹配。</w:t>
-      </w:r>
-    </w:p>
-    <w:p>
-      <w:pPr>
-        <w:rPr>
-          <w:rFonts w:hint="eastAsia"/>
-        </w:rPr>
-      </w:pPr>
-    </w:p>
-    <w:p>
-      <w:r>
-        <w:rPr>
-          <w:rFonts w:hint="eastAsia"/>
-        </w:rPr>
-        <w:t>常见的</w:t>
-      </w:r>
-      <w:proofErr w:type="spellStart"/>
-      <w:r>
-        <w:rPr>
-          <w:rFonts w:hint="eastAsia"/>
-        </w:rPr>
-        <w:t>chuncking</w:t>
-      </w:r>
-      <w:proofErr w:type="spellEnd"/>
-      <w:r>
-        <w:rPr>
-          <w:rFonts w:hint="eastAsia"/>
-        </w:rPr>
-        <w:t>策略</w:t>
-      </w:r>
-    </w:p>
-    <w:p>
-      <w:pPr>
-        <w:rPr>
-          <w:b/>
-          <w:bCs/>
-        </w:rPr>
-      </w:pPr>
-      <w:r>
-        <w:rPr>
-          <w:b/>
-          <w:bCs/>
-        </w:rPr>
-        <w:t>固定大小分块</w:t>
-      </w:r>
-    </w:p>
-    <w:p>
-      <w:pPr>
-        <w:rPr>
-          <w:b/>
-          <w:bCs/>
-        </w:rPr>
-      </w:pPr>
-      <w:r>
-        <w:rPr>
-          <w:b/>
-          <w:bCs/>
-        </w:rPr>
+        <w:pStyle w:val="1"/>
+      </w:pPr>
+      <w:r>
+        <w:t>如何选择和评估一个Embedding 模型?</w:t>
+      </w:r>
+    </w:p>
+    <w:p>
+      <w:r>
+        <w:rPr>
+          <w:rFonts w:hint="eastAsia"/>
+        </w:rPr>
+        <w:t>我有三个选择维度</w:t>
+      </w:r>
+    </w:p>
+    <w:p>
+      <w:pPr>
+        <w:rPr>
+          <w:rFonts w:hint="eastAsia"/>
+        </w:rPr>
+      </w:pPr>
+      <w:r>
+        <w:rPr>
+          <w:rFonts w:hint="eastAsia"/>
+        </w:rPr>
+        <w:t>1.</w:t>
+      </w:r>
+      <w:r>
+        <w:t>知识库</w:t>
+      </w:r>
+      <w:r>
+        <w:rPr>
+          <w:rFonts w:hint="eastAsia"/>
+        </w:rPr>
+        <w:t>使用的语言。</w:t>
+      </w:r>
+      <w:r>
+        <w:t xml:space="preserve">以中文为主，可以选 bge-large-zh-v1.5 </w:t>
+      </w:r>
+      <w:r>
+        <w:rPr>
+          <w:rFonts w:hint="eastAsia"/>
+        </w:rPr>
+        <w:t>；英文用open ai的模型；中英文混合用</w:t>
+      </w:r>
+    </w:p>
+    <w:p>
+      <w:r>
+        <w:rPr>
+          <w:rFonts w:hint="eastAsia"/>
+        </w:rPr>
+        <w:t>2.</w:t>
+      </w:r>
+      <w:r>
+        <w:rPr>
+          <w:rFonts w:hint="eastAsia"/>
+        </w:rPr>
+        <w:t>数据合规要求</w:t>
+      </w:r>
+      <w:r>
+        <w:rPr>
+          <w:rFonts w:hint="eastAsia"/>
+        </w:rPr>
+        <w:t>：</w:t>
+      </w:r>
+      <w:r>
+        <w:t>数据不能出境，就必须用可以本地部署的开源模型，BGE 系列和Qwen3</w:t>
+      </w:r>
+      <w:r>
+        <w:rPr>
+          <w:rFonts w:hint="eastAsia"/>
+        </w:rPr>
+        <w:t xml:space="preserve"> </w:t>
+      </w:r>
+      <w:r>
+        <w:t>Embedding都是很好的选择。</w:t>
+      </w:r>
+    </w:p>
+    <w:p>
+      <w:pPr>
+        <w:rPr>
+          <w:rFonts w:hint="eastAsia"/>
+        </w:rPr>
+      </w:pPr>
+      <w:r>
+        <w:rPr>
+          <w:rFonts w:hint="eastAsia"/>
+        </w:rPr>
+        <w:t>3.</w:t>
+      </w:r>
+      <w:r>
+        <w:rPr>
+          <w:rFonts w:hint="eastAsia"/>
+        </w:rPr>
+        <w:t>向量维度对存储和检索速度的影响</w:t>
+      </w:r>
+      <w:r>
+        <w:t>:维度越高精度越好，但存储空间和检索时间都会增加。百万量级的知识库，1024</w:t>
+      </w:r>
+      <w:r>
+        <w:rPr>
+          <w:rFonts w:hint="eastAsia"/>
+        </w:rPr>
+        <w:t>dim</w:t>
+      </w:r>
+      <w:r>
+        <w:t>是个合理的平衡点;如果规模很小，1536</w:t>
+      </w:r>
+      <w:r>
+        <w:rPr>
+          <w:rFonts w:hint="eastAsia"/>
+        </w:rPr>
+        <w:t>dim</w:t>
+      </w:r>
+      <w:r>
+        <w:t>也无所谓。</w:t>
+      </w:r>
+    </w:p>
+    <w:p>
+      <w:pPr>
+        <w:pStyle w:val="1"/>
+      </w:pPr>
+      <w:r>
+        <w:t>7.Embedding 有哪几种算法你</w:t>
+      </w:r>
+      <w:r>
+        <w:rPr>
+          <w:rFonts w:hint="eastAsia"/>
+        </w:rPr>
+        <w:t>了解过吗</w:t>
+      </w:r>
+      <w:r>
+        <w:t>?</w:t>
+      </w:r>
+    </w:p>
+    <w:p>
+      <w:pPr>
+        <w:rPr>
+          <w:rFonts w:hint="eastAsia"/>
+        </w:rPr>
+      </w:pPr>
+    </w:p>
+    <w:p>
+      <w:pPr>
+        <w:pStyle w:val="1"/>
+      </w:pPr>
+      <w:r>
         <w:lastRenderedPageBreak/>
-        <w:t>递归字符分块</w:t>
-      </w:r>
-    </w:p>
-    <w:p>
-      <w:pPr>
-        <w:rPr>
-          <w:b/>
-          <w:bCs/>
-        </w:rPr>
-      </w:pPr>
-      <w:r>
-        <w:rPr>
-          <w:b/>
-          <w:bCs/>
-        </w:rPr>
-        <w:t>语义分块</w:t>
-      </w:r>
-    </w:p>
-    <w:p>
-      <w:pPr>
-        <w:rPr>
-          <w:b/>
-          <w:bCs/>
-        </w:rPr>
-      </w:pPr>
-      <w:r>
-        <w:rPr>
-          <w:b/>
-          <w:bCs/>
-        </w:rPr>
-        <w:t>基于文档结构的分块</w:t>
-      </w:r>
-    </w:p>
-    <w:p>
-      <w:pPr>
-        <w:rPr>
-          <w:rFonts w:hint="eastAsia"/>
-        </w:rPr>
-      </w:pPr>
-    </w:p>
-    <w:p>
-      <w:r>
-        <w:t>P</w:t>
-      </w:r>
-      <w:r>
-        <w:rPr>
-          <w:rFonts w:hint="eastAsia"/>
-        </w:rPr>
-        <w:t>rompt engineering vs rag vs fine-tuning</w:t>
-      </w:r>
-    </w:p>
-    <w:p>
-      <w:pPr>
-        <w:rPr>
-          <w:rFonts w:hint="eastAsia"/>
-        </w:rPr>
-      </w:pPr>
+        <w:t>8.什么是向量数据库?有没有做过向量数据库的对比选型?</w:t>
+      </w:r>
+    </w:p>
+    <w:p>
+      <w:r>
+        <w:rPr>
+          <w:rFonts w:hint="eastAsia"/>
+        </w:rPr>
+        <w:t>向量数据库就是专门用来存储和检索「向量」的数据库。</w:t>
+      </w:r>
+    </w:p>
+    <w:p>
+      <w:r>
+        <w:rPr>
+          <w:rFonts w:hint="eastAsia"/>
+        </w:rPr>
+        <w:t>这里的向量，指的是嵌入模型</w:t>
+      </w:r>
+      <w:r>
+        <w:t>(Embedding Model)把文本、图片、音频这些内容转换成的一串浮点数</w:t>
+      </w:r>
+      <w:r>
+        <w:rPr>
+          <w:rFonts w:hint="eastAsia"/>
+        </w:rPr>
+        <w:t>。</w:t>
+      </w:r>
+      <w:r>
+        <w:t>每一个向量代表了这段内容的「语义含义」，语义越相近的内容，它们的向量在高维空间里的距离就越近。</w:t>
+      </w:r>
+    </w:p>
+    <w:p>
+      <w:r>
+        <w:rPr>
+          <w:rFonts w:hint="eastAsia"/>
+        </w:rPr>
+        <w:t>向量数据库支持的核心操作叫做近似最近邻搜索</w:t>
+      </w:r>
+      <w:r>
+        <w:t>(ANN,Approximate Nearest Neighbor):给你一个查询向量，在库里找出和它最相似的K个向量，返回对应的原始内容。</w:t>
+      </w:r>
+    </w:p>
+    <w:p>
+      <w:r>
+        <w:t>这正是RAG里「检索」那一步的底层支撑一用户问了一个问题，先把问题转成向量，再去向量数据库里找最相关的文档片段，最后喂给大模型生成回答。</w:t>
+      </w:r>
+    </w:p>
+    <w:p>
+      <w:r>
+        <w:rPr>
+          <w:b/>
+          <w:bCs/>
+        </w:rPr>
+        <w:t>MySQL 擅长精确匹配（WHERE id = 123），向量数据库擅长语义相似（「找和这个意思最接近的内容」）</w:t>
+      </w:r>
+      <w:r>
+        <w:t>。两者解决的是完全不同的问题，不是互相替代的关系。</w:t>
+      </w:r>
+    </w:p>
+    <w:p>
+      <w:pPr>
+        <w:rPr>
+          <w:rFonts w:hint="eastAsia"/>
+        </w:rPr>
+      </w:pPr>
+    </w:p>
+    <w:p>
+      <w:pPr>
+        <w:pStyle w:val="1"/>
+      </w:pPr>
+      <w:r>
+        <w:t>9.讲讲你用的向量数据库?数据量级是多大?性能如何?遇到过性能瓶颈吗?</w:t>
+      </w:r>
+    </w:p>
+    <w:p>
+      <w:r>
+        <w:rPr>
+          <w:rFonts w:hint="eastAsia"/>
+        </w:rPr>
+        <w:t>我们生产环境用的是</w:t>
+      </w:r>
+      <w:r>
+        <w:t>Milvus,数据量级在百万条向量左右，每条是1024维，用HNSW索引，单次查询的延迟在20到50毫秒。选 Milvus主要是因为它支持分布式部署和读写分离，适合数据量大、并发高的场景。</w:t>
+      </w:r>
+    </w:p>
+    <w:p>
+      <w:r>
+        <w:rPr>
+          <w:rFonts w:hint="eastAsia"/>
+        </w:rPr>
+        <w:t>我遇到过两个比较典型的瓶颈。</w:t>
+      </w:r>
+    </w:p>
+    <w:p>
+      <w:r>
+        <w:rPr>
+          <w:rFonts w:hint="eastAsia"/>
+        </w:rPr>
+        <w:t>第一个是内存压力，百万级的</w:t>
+      </w:r>
+      <w:r>
+        <w:t>1024维向量光原始数据就要好几个GB，后来我们开启了标量量化SQ8，把float32压成int8，内存直接降到原来的四分之一。</w:t>
+      </w:r>
+    </w:p>
+    <w:p>
+      <w:pPr>
+        <w:rPr>
+          <w:rFonts w:hint="eastAsia"/>
+        </w:rPr>
+      </w:pPr>
+      <w:r>
+        <w:rPr>
+          <w:rFonts w:hint="eastAsia"/>
+        </w:rPr>
+        <w:t>第二个是大批量写入的时候会触发后台</w:t>
+      </w:r>
+      <w:r>
+        <w:t>Segment 合并，影响查询延迟，我们的解法是把批量写入改到业务</w:t>
+      </w:r>
+      <w:r>
+        <w:rPr>
+          <w:rFonts w:hint="eastAsia"/>
+        </w:rPr>
+        <w:t>低峰期，分批小批次写入。</w:t>
+      </w:r>
+    </w:p>
+    <w:p>
+      <w:pPr>
+        <w:rPr>
+          <w:rFonts w:hint="eastAsia"/>
+        </w:rPr>
+      </w:pPr>
+    </w:p>
+    <w:p>
+      <w:pPr>
+        <w:pStyle w:val="1"/>
+      </w:pPr>
+      <w:r>
+        <w:lastRenderedPageBreak/>
+        <w:t>11.请你介绍一下向量检索和关</w:t>
+      </w:r>
+      <w:r>
+        <w:rPr>
+          <w:rFonts w:hint="eastAsia"/>
+        </w:rPr>
+        <w:t>键词检索的区别</w:t>
+      </w:r>
+      <w:r>
+        <w:t>?</w:t>
+      </w:r>
+    </w:p>
+    <w:p>
+      <w:pPr>
+        <w:rPr>
+          <w:rFonts w:hint="eastAsia"/>
+        </w:rPr>
+      </w:pPr>
+    </w:p>
+    <w:p>
+      <w:pPr>
+        <w:pStyle w:val="1"/>
+      </w:pPr>
+      <w:r>
+        <w:t>12.如何润色用户的Query(Query Rewrite)?目的是什</w:t>
+      </w:r>
+      <w:r>
+        <w:rPr>
+          <w:rFonts w:hint="eastAsia"/>
+        </w:rPr>
+        <w:t>么</w:t>
+      </w:r>
+      <w:r>
+        <w:t>?</w:t>
+      </w:r>
+    </w:p>
+    <w:p>
+      <w:pPr>
+        <w:rPr>
+          <w:rFonts w:hint="eastAsia"/>
+        </w:rPr>
+      </w:pPr>
+    </w:p>
+    <w:p>
+      <w:pPr>
+        <w:pStyle w:val="1"/>
+      </w:pPr>
+      <w:r>
+        <w:t>13.什么是多路召回?具体怎么</w:t>
+      </w:r>
+      <w:r>
+        <w:rPr>
+          <w:rFonts w:hint="eastAsia"/>
+        </w:rPr>
+        <w:t>做</w:t>
+      </w:r>
+      <w:r>
+        <w:t>?</w:t>
+      </w:r>
+    </w:p>
+    <w:p>
+      <w:pPr>
+        <w:rPr>
+          <w:rFonts w:hint="eastAsia"/>
+        </w:rPr>
+      </w:pPr>
+    </w:p>
+    <w:p>
+      <w:pPr>
+        <w:pStyle w:val="1"/>
+      </w:pPr>
+      <w:r>
+        <w:t>14.RAG检索优化策略有哪些?</w:t>
+      </w:r>
+    </w:p>
+    <w:p>
+      <w:pPr>
+        <w:rPr>
+          <w:rFonts w:hint="eastAsia"/>
+        </w:rPr>
+      </w:pPr>
+      <w:r>
+        <w:rPr>
+          <w:noProof/>
+        </w:rPr>
+        <w:drawing>
+          <wp:inline distT="0" distB="0" distL="0" distR="0" wp14:anchorId="61918AF4" wp14:editId="09285297">
+            <wp:extent cx="5274310" cy="2853690"/>
+            <wp:effectExtent l="0" t="0" r="2540" b="3810"/>
+            <wp:docPr id="1414933190" name="图片 1"/>
+            <wp:cNvGraphicFramePr>
+              <a:graphicFrameLocks xmlns:a="http://schemas.openxmlformats.org/drawingml/2006/main" noChangeAspect="1"/>
+            </wp:cNvGraphicFramePr>
+            <a:graphic xmlns:a="http://schemas.openxmlformats.org/drawingml/2006/main">
+              <a:graphicData uri="http://schemas.openxmlformats.org/drawingml/2006/picture">
+                <pic:pic xmlns:pic="http://schemas.openxmlformats.org/drawingml/2006/picture">
+                  <pic:nvPicPr>
+                    <pic:cNvPr id="1414933190" name=""/>
+                    <pic:cNvPicPr/>
+                  </pic:nvPicPr>
+                  <pic:blipFill>
+                    <a:blip r:embed="rId8"/>
+                    <a:stretch>
+                      <a:fillRect/>
+                    </a:stretch>
+                  </pic:blipFill>
+                  <pic:spPr>
+                    <a:xfrm>
+                      <a:off x="0" y="0"/>
+                      <a:ext cx="5274310" cy="2853690"/>
+                    </a:xfrm>
+                    <a:prstGeom prst="rect">
+                      <a:avLst/>
+                    </a:prstGeom>
+                  </pic:spPr>
+                </pic:pic>
+              </a:graphicData>
+            </a:graphic>
+          </wp:inline>
+        </w:drawing>
+      </w:r>
+    </w:p>
+    <w:p>
+      <w:pPr>
+        <w:pStyle w:val="1"/>
+      </w:pPr>
+      <w:r>
+        <w:lastRenderedPageBreak/>
+        <w:t>16.在什么场景下，你会选择使用图数据库来增强传统的向量检</w:t>
+      </w:r>
+      <w:r>
+        <w:rPr>
+          <w:rFonts w:hint="eastAsia"/>
+        </w:rPr>
+        <w:t>索</w:t>
+      </w:r>
+      <w:r>
+        <w:t>?</w:t>
+      </w:r>
+    </w:p>
+    <w:p>
+      <w:pPr>
+        <w:rPr>
+          <w:rFonts w:hint="eastAsia"/>
+        </w:rPr>
+      </w:pPr>
+    </w:p>
+    <w:p>
+      <w:pPr>
+        <w:pStyle w:val="1"/>
+      </w:pPr>
+      <w:r>
+        <w:t>17.如何规避 RAG系统中大模</w:t>
+      </w:r>
+      <w:r>
+        <w:rPr>
+          <w:rFonts w:hint="eastAsia"/>
+        </w:rPr>
+        <w:t>型的幻觉</w:t>
+      </w:r>
+      <w:r>
+        <w:t>?</w:t>
+      </w:r>
+    </w:p>
+    <w:p>
+      <w:pPr>
+        <w:pStyle w:val="1"/>
+      </w:pPr>
+      <w:r>
+        <w:t>18.怎么量化你的RAG效果?</w:t>
+      </w:r>
+    </w:p>
+    <w:p>
+      <w:r>
+        <w:rPr>
+          <w:rFonts w:hint="eastAsia"/>
+        </w:rPr>
+        <w:t>我评估</w:t>
+      </w:r>
+      <w:r>
+        <w:t>RAG效果是分</w:t>
+      </w:r>
+      <w:r>
+        <w:rPr>
+          <w:rFonts w:hint="eastAsia"/>
+        </w:rPr>
+        <w:t>检索层和生成层。</w:t>
+      </w:r>
+    </w:p>
+    <w:p>
+      <w:pPr>
+        <w:rPr>
+          <w:rFonts w:hint="eastAsia"/>
+        </w:rPr>
+      </w:pPr>
+    </w:p>
+    <w:p>
+      <w:r>
+        <w:rPr>
+          <w:rFonts w:hint="eastAsia"/>
+        </w:rPr>
+        <w:t>第一层</w:t>
+      </w:r>
+      <w:r>
+        <w:t>:检索层评估</w:t>
+      </w:r>
+    </w:p>
+    <w:p>
+      <w:r>
+        <w:rPr>
+          <w:rFonts w:hint="eastAsia"/>
+        </w:rPr>
+        <w:t>不管</w:t>
+      </w:r>
+      <w:r>
+        <w:t>LLM生成什么，先单独评估检索有没有把正确的chunk召回来。需要准备一批「问题+对应的正确</w:t>
+      </w:r>
+    </w:p>
+    <w:p>
+      <w:r>
+        <w:rPr>
+          <w:rFonts w:hint="eastAsia"/>
+        </w:rPr>
+        <w:t>这一层主要有两个指标。</w:t>
+      </w:r>
+    </w:p>
+    <w:p>
+      <w:r>
+        <w:t>Hit@K的直觉是:我把 Top-K的检索结果摆在你面前，你要找的那个在里面吗?如果在，这次就算命中</w:t>
+      </w:r>
+    </w:p>
+    <w:p>
+      <w:r>
+        <w:t>(Hit)。Hit@5就是说，把前5个结果给你，能不能命中，最终统计命中率。</w:t>
+      </w:r>
+    </w:p>
+    <w:p>
+      <w:r>
+        <w:rPr>
+          <w:rFonts w:hint="eastAsia"/>
+        </w:rPr>
+        <w:t>这个指标回答的是「找到没」的问题，不关心找到的是第几名。一般</w:t>
+      </w:r>
+      <w:r>
+        <w:t xml:space="preserve"> Hit@5低于0.7就说明检索层有问题，需要考虑换 Embedding模型或者优化 Chunking策略;高于0.8 说明检索层 OK，如果答案还不好，问题在生成层。</w:t>
+      </w:r>
+    </w:p>
+    <w:p>
+      <w:r>
+        <w:t>MRR(Mean Reciprocal Rank，平均倒数排名)更进一步，关心的是「你要找的东西排在第几名」。计算公式也很直观，就是对每个问题算1/ 排名，然后对所有问题求平均。所以第一名找到得1分，第二名找到得0.5分，第三名得0.33分，第五名得0.2分，排名越靠后得分越低。MRR越高，说明正确内容排名越靠前，用户越早看到它。这个指标回答的是「多快找到的」。MRR低于0.5通常说明 Rerank效果不够好，正确内容召回了但没排到前面。</w:t>
+      </w:r>
+    </w:p>
+    <w:p>
+      <w:pPr>
+        <w:rPr>
+          <w:rFonts w:hint="eastAsia"/>
+        </w:rPr>
+      </w:pPr>
+    </w:p>
+    <w:p>
+      <w:r>
+        <w:lastRenderedPageBreak/>
+        <w:t>生成层看答案对不对、有没有幻觉、和问题相不相关,我主要用 RAGAs 框架,里面的 Faithfulness、Answer Relevancy 和Context Recall这三个指标是最核心的。</w:t>
+      </w:r>
+    </w:p>
+    <w:p>
+      <w:pPr>
+        <w:rPr>
+          <w:rFonts w:hint="eastAsia"/>
+        </w:rPr>
+      </w:pPr>
+      <w:r>
+        <w:rPr>
+          <w:rFonts w:hint="eastAsia"/>
+        </w:rPr>
+        <w:t>另外线上指标，就是用户的点踩率、追问率、转人工率这些，才是最终的衡量标准，离线指标只是辅助。</w:t>
+      </w:r>
+    </w:p>
+    <w:p>
+      <w:pPr>
+        <w:pStyle w:val="1"/>
+      </w:pPr>
+      <w:r>
+        <w:t>19.RAG知识库如何实现动态与持续更新?</w:t>
+      </w:r>
+    </w:p>
+    <w:p>
+      <w:pPr>
+        <w:rPr>
+          <w:rFonts w:hint="eastAsia"/>
+        </w:rPr>
+      </w:pPr>
+      <w:r>
+        <w:t>我理解知识库更新的核心挑战是，文档变了，对应的chunk 和向量都要跟着变，而且要做到增量处理，不能每次全量重建。我们的通用方案是给每个文档算一个内容hash，通过轮询或者监听数据源变更，检测到文档新增、修改、删除的时候，先清掉旧的向量，再重新切割入库。对于实时性要求比较高的场景，我会用消息队列比如Kafka做变更事件驱动，实现秒级的入库。</w:t>
+      </w:r>
+    </w:p>
+    <w:p>
+      <w:pPr>
+        <w:pStyle w:val="1"/>
+      </w:pPr>
+      <w:r>
+        <w:t>20.在实际落地中，你觉得RAG</w:t>
+      </w:r>
+      <w:r>
+        <w:rPr>
+          <w:rFonts w:hint="eastAsia"/>
+        </w:rPr>
+        <w:t>最难的地方是哪里</w:t>
+      </w:r>
+      <w:r>
+        <w:t>?</w:t>
+      </w:r>
+    </w:p>
+    <w:p>
+      <w:r>
+        <w:rPr>
+          <w:rFonts w:hint="eastAsia"/>
+        </w:rPr>
+        <w:t>第一是文档预处理，原始数据的格式五花八门，</w:t>
+      </w:r>
+      <w:r>
+        <w:t>PDF里面的表格、图片、嵌套的格式，处理不好就是一堆</w:t>
+      </w:r>
+      <w:r>
+        <w:rPr>
+          <w:rFonts w:hint="eastAsia"/>
+        </w:rPr>
+        <w:t>乱码进了知识库，进去的是垃圾出来的也是垃圾。</w:t>
+      </w:r>
+    </w:p>
+    <w:p>
+      <w:r>
+        <w:rPr>
+          <w:rFonts w:hint="eastAsia"/>
+        </w:rPr>
+        <w:t>第二是检索质量的调优，向量召回不准是整个系统效果的天花板，但问题来源很多，</w:t>
+      </w:r>
+      <w:r>
+        <w:t>Chunking、Embedding、Query改写，任何一个环节出问题都会影响结果，排查起来很费劲。</w:t>
+      </w:r>
+    </w:p>
+    <w:p>
+      <w:pPr>
+        <w:rPr>
+          <w:rFonts w:hint="eastAsia"/>
+        </w:rPr>
+      </w:pPr>
+      <w:r>
+        <w:rPr>
+          <w:rFonts w:hint="eastAsia"/>
+        </w:rPr>
+        <w:t>第三是效果评估，答案对不对很难系统性地衡量，不知道是哪个环节出了问题，优化就变成了瞎猜。</w:t>
+      </w:r>
     </w:p>
     <w:sectPr>
       <w:pgSz w:w="11906" w:h="16838"/>
@@ -917,9 +2283,922 @@
 </w:document>
 </file>
 
+<file path=word/endnotes.xml><?xml version="1.0" encoding="utf-8"?>
+<w:endnotes xmlns:wpc="http://schemas.microsoft.com/office/word/2010/wordprocessingCanvas" xmlns:cx="http://schemas.microsoft.com/office/drawing/2014/chartex" xmlns:cx1="http://schemas.microsoft.com/office/drawing/2015/9/8/chartex" xmlns:cx2="http://schemas.microsoft.com/office/drawing/2015/10/21/chartex" xmlns:cx3="http://schemas.microsoft.com/office/drawing/2016/5/9/chartex" xmlns:cx4="http://schemas.microsoft.com/office/drawing/2016/5/10/chartex" xmlns:cx5="http://schemas.microsoft.com/office/drawing/2016/5/11/chartex" xmlns:cx6="http://schemas.microsoft.com/office/drawing/2016/5/12/chartex" xmlns:cx7="http://schemas.microsoft.com/office/drawing/2016/5/13/chartex" xmlns:cx8="http://schemas.microsoft.com/office/drawing/2016/5/14/chartex" xmlns:mc="http://schemas.openxmlformats.org/markup-compatibility/2006" xmlns:aink="http://schemas.microsoft.com/office/drawing/2016/ink" xmlns:am3d="http://schemas.microsoft.com/office/drawing/2017/model3d" xmlns:o="urn:schemas-microsoft-com:office:office" xmlns:oel="http://schemas.microsoft.com/office/2019/extlst" xmlns:r="http://schemas.openxmlformats.org/officeDocument/2006/relationships" xmlns:m="http://schemas.openxmlformats.org/officeDocument/2006/math" xmlns:v="urn:schemas-microsoft-com:vml" xmlns:wp14="http://schemas.microsoft.com/office/word/2010/wordprocessingDrawing" xmlns:wp="http://schemas.openxmlformats.org/drawingml/2006/wordprocessingDrawing" xmlns:w10="urn:schemas-microsoft-com:office:word" xmlns:w="http://schemas.openxmlformats.org/wordprocessingml/2006/main" xmlns:w14="http://schemas.microsoft.com/office/word/2010/wordml" xmlns:w15="http://schemas.microsoft.com/office/word/2012/wordml" xmlns:w16cei="http://schemas.microsoft.com/office/word/2026/wordml/cei" xmlns:w16cex="http://schemas.microsoft.com/office/word/2018/wordml/cex" xmlns:w16cid="http://schemas.microsoft.com/office/word/2016/wordml/cid" xmlns:w16="http://schemas.microsoft.com/office/word/2018/wordml" xmlns:w16du="http://schemas.microsoft.com/office/word/2023/wordml/word16du" xmlns:w16sdtdh="http://schemas.microsoft.com/office/word/2020/wordml/sdtdatahash" xmlns:w16sdtfl="http://schemas.microsoft.com/office/word/2024/wordml/sdtformatlock" xmlns:w16se="http://schemas.microsoft.com/office/word/2015/wordml/symex" xmlns:wpg="http://schemas.microsoft.com/office/word/2010/wordprocessingGroup" xmlns:wpi="http://schemas.microsoft.com/office/word/2010/wordprocessingInk" xmlns:wne="http://schemas.microsoft.com/office/word/2006/wordml" xmlns:wps="http://schemas.microsoft.com/office/word/2010/wordprocessingShape" mc:Ignorable="w14 w15 w16se w16cid w16 w16cex w16sdtdh w16sdtfl w16du wp14">
+  <w:endnote w:type="separator" w:id="-1">
+    <w:p>
+      <w:pPr>
+        <w:spacing w:after="0" w:line="240" w:lineRule="auto"/>
+      </w:pPr>
+      <w:r>
+        <w:separator/>
+      </w:r>
+    </w:p>
+  </w:endnote>
+  <w:endnote w:type="continuationSeparator" w:id="0">
+    <w:p>
+      <w:pPr>
+        <w:spacing w:after="0" w:line="240" w:lineRule="auto"/>
+      </w:pPr>
+      <w:r>
+        <w:continuationSeparator/>
+      </w:r>
+    </w:p>
+  </w:endnote>
+</w:endnotes>
+</file>
+
+<file path=word/footnotes.xml><?xml version="1.0" encoding="utf-8"?>
+<w:footnotes xmlns:wpc="http://schemas.microsoft.com/office/word/2010/wordprocessingCanvas" xmlns:cx="http://schemas.microsoft.com/office/drawing/2014/chartex" xmlns:cx1="http://schemas.microsoft.com/office/drawing/2015/9/8/chartex" xmlns:cx2="http://schemas.microsoft.com/office/drawing/2015/10/21/chartex" xmlns:cx3="http://schemas.microsoft.com/office/drawing/2016/5/9/chartex" xmlns:cx4="http://schemas.microsoft.com/office/drawing/2016/5/10/chartex" xmlns:cx5="http://schemas.microsoft.com/office/drawing/2016/5/11/chartex" xmlns:cx6="http://schemas.microsoft.com/office/drawing/2016/5/12/chartex" xmlns:cx7="http://schemas.microsoft.com/office/drawing/2016/5/13/chartex" xmlns:cx8="http://schemas.microsoft.com/office/drawing/2016/5/14/chartex" xmlns:mc="http://schemas.openxmlformats.org/markup-compatibility/2006" xmlns:aink="http://schemas.microsoft.com/office/drawing/2016/ink" xmlns:am3d="http://schemas.microsoft.com/office/drawing/2017/model3d" xmlns:o="urn:schemas-microsoft-com:office:office" xmlns:oel="http://schemas.microsoft.com/office/2019/extlst" xmlns:r="http://schemas.openxmlformats.org/officeDocument/2006/relationships" xmlns:m="http://schemas.openxmlformats.org/officeDocument/2006/math" xmlns:v="urn:schemas-microsoft-com:vml" xmlns:wp14="http://schemas.microsoft.com/office/word/2010/wordprocessingDrawing" xmlns:wp="http://schemas.openxmlformats.org/drawingml/2006/wordprocessingDrawing" xmlns:w10="urn:schemas-microsoft-com:office:word" xmlns:w="http://schemas.openxmlformats.org/wordprocessingml/2006/main" xmlns:w14="http://schemas.microsoft.com/office/word/2010/wordml" xmlns:w15="http://schemas.microsoft.com/office/word/2012/wordml" xmlns:w16cei="http://schemas.microsoft.com/office/word/2026/wordml/cei" xmlns:w16cex="http://schemas.microsoft.com/office/word/2018/wordml/cex" xmlns:w16cid="http://schemas.microsoft.com/office/word/2016/wordml/cid" xmlns:w16="http://schemas.microsoft.com/office/word/2018/wordml" xmlns:w16du="http://schemas.microsoft.com/office/word/2023/wordml/word16du" xmlns:w16sdtdh="http://schemas.microsoft.com/office/word/2020/wordml/sdtdatahash" xmlns:w16sdtfl="http://schemas.microsoft.com/office/word/2024/wordml/sdtformatlock" xmlns:w16se="http://schemas.microsoft.com/office/word/2015/wordml/symex" xmlns:wpg="http://schemas.microsoft.com/office/word/2010/wordprocessingGroup" xmlns:wpi="http://schemas.microsoft.com/office/word/2010/wordprocessingInk" xmlns:wne="http://schemas.microsoft.com/office/word/2006/wordml" xmlns:wps="http://schemas.microsoft.com/office/word/2010/wordprocessingShape" mc:Ignorable="w14 w15 w16se w16cid w16 w16cex w16sdtdh w16sdtfl w16du wp14">
+  <w:footnote w:type="separator" w:id="-1">
+    <w:p>
+      <w:pPr>
+        <w:spacing w:after="0" w:line="240" w:lineRule="auto"/>
+      </w:pPr>
+      <w:r>
+        <w:separator/>
+      </w:r>
+    </w:p>
+  </w:footnote>
+  <w:footnote w:type="continuationSeparator" w:id="0">
+    <w:p>
+      <w:pPr>
+        <w:spacing w:after="0" w:line="240" w:lineRule="auto"/>
+      </w:pPr>
+      <w:r>
+        <w:continuationSeparator/>
+      </w:r>
+    </w:p>
+  </w:footnote>
+</w:footnotes>
+</file>
+
 <file path=word/numbering.xml><?xml version="1.0" encoding="utf-8"?>
 <w:numbering xmlns:wpc="http://schemas.microsoft.com/office/word/2010/wordprocessingCanvas" xmlns:cx="http://schemas.microsoft.com/office/drawing/2014/chartex" xmlns:cx1="http://schemas.microsoft.com/office/drawing/2015/9/8/chartex" xmlns:cx2="http://schemas.microsoft.com/office/drawing/2015/10/21/chartex" xmlns:cx3="http://schemas.microsoft.com/office/drawing/2016/5/9/chartex" xmlns:cx4="http://schemas.microsoft.com/office/drawing/2016/5/10/chartex" xmlns:cx5="http://schemas.microsoft.com/office/drawing/2016/5/11/chartex" xmlns:cx6="http://schemas.microsoft.com/office/drawing/2016/5/12/chartex" xmlns:cx7="http://schemas.microsoft.com/office/drawing/2016/5/13/chartex" xmlns:cx8="http://schemas.microsoft.com/office/drawing/2016/5/14/chartex" xmlns:mc="http://schemas.openxmlformats.org/markup-compatibility/2006" xmlns:aink="http://schemas.microsoft.com/office/drawing/2016/ink" xmlns:am3d="http://schemas.microsoft.com/office/drawing/2017/model3d" xmlns:o="urn:schemas-microsoft-com:office:office" xmlns:oel="http://schemas.microsoft.com/office/2019/extlst" xmlns:r="http://schemas.openxmlformats.org/officeDocument/2006/relationships" xmlns:m="http://schemas.openxmlformats.org/officeDocument/2006/math" xmlns:v="urn:schemas-microsoft-com:vml" xmlns:wp14="http://schemas.microsoft.com/office/word/2010/wordprocessingDrawing" xmlns:wp="http://schemas.openxmlformats.org/drawingml/2006/wordprocessingDrawing" xmlns:w10="urn:schemas-microsoft-com:office:word" xmlns:w="http://schemas.openxmlformats.org/wordprocessingml/2006/main" xmlns:w14="http://schemas.microsoft.com/office/word/2010/wordml" xmlns:w15="http://schemas.microsoft.com/office/word/2012/wordml" xmlns:w16cei="http://schemas.microsoft.com/office/word/2026/wordml/cei" xmlns:w16cex="http://schemas.microsoft.com/office/word/2018/wordml/cex" xmlns:w16cid="http://schemas.microsoft.com/office/word/2016/wordml/cid" xmlns:w16="http://schemas.microsoft.com/office/word/2018/wordml" xmlns:w16du="http://schemas.microsoft.com/office/word/2023/wordml/word16du" xmlns:w16sdtdh="http://schemas.microsoft.com/office/word/2020/wordml/sdtdatahash" xmlns:w16sdtfl="http://schemas.microsoft.com/office/word/2024/wordml/sdtformatlock" xmlns:w16se="http://schemas.microsoft.com/office/word/2015/wordml/symex" xmlns:wpg="http://schemas.microsoft.com/office/word/2010/wordprocessingGroup" xmlns:wpi="http://schemas.microsoft.com/office/word/2010/wordprocessingInk" xmlns:wne="http://schemas.microsoft.com/office/word/2006/wordml" xmlns:wps="http://schemas.microsoft.com/office/word/2010/wordprocessingShape" mc:Ignorable="w14 w15 w16se w16cid w16 w16cex w16sdtdh w16sdtfl w16du wp14">
   <w:abstractNum w:abstractNumId="0" w15:restartNumberingAfterBreak="0">
+    <w:nsid w:val="0A953067"/>
+    <w:multiLevelType w:val="hybridMultilevel"/>
+    <w:tmpl w:val="D28C0618"/>
+    <w:lvl w:ilvl="0" w:tplc="E2D82F38">
+      <w:start w:val="1"/>
+      <w:numFmt w:val="decimal"/>
+      <w:lvlText w:val="%1."/>
+      <w:lvlJc w:val="left"/>
+      <w:pPr>
+        <w:ind w:left="360" w:hanging="360"/>
+      </w:pPr>
+      <w:rPr>
+        <w:rFonts w:hint="default"/>
+      </w:rPr>
+    </w:lvl>
+    <w:lvl w:ilvl="1" w:tplc="04090019" w:tentative="1">
+      <w:start w:val="1"/>
+      <w:numFmt w:val="lowerLetter"/>
+      <w:lvlText w:val="%2)"/>
+      <w:lvlJc w:val="left"/>
+      <w:pPr>
+        <w:ind w:left="880" w:hanging="440"/>
+      </w:pPr>
+    </w:lvl>
+    <w:lvl w:ilvl="2" w:tplc="0409001B" w:tentative="1">
+      <w:start w:val="1"/>
+      <w:numFmt w:val="lowerRoman"/>
+      <w:lvlText w:val="%3."/>
+      <w:lvlJc w:val="right"/>
+      <w:pPr>
+        <w:ind w:left="1320" w:hanging="440"/>
+      </w:pPr>
+    </w:lvl>
+    <w:lvl w:ilvl="3" w:tplc="0409000F" w:tentative="1">
+      <w:start w:val="1"/>
+      <w:numFmt w:val="decimal"/>
+      <w:lvlText w:val="%4."/>
+      <w:lvlJc w:val="left"/>
+      <w:pPr>
+        <w:ind w:left="1760" w:hanging="440"/>
+      </w:pPr>
+    </w:lvl>
+    <w:lvl w:ilvl="4" w:tplc="04090019" w:tentative="1">
+      <w:start w:val="1"/>
+      <w:numFmt w:val="lowerLetter"/>
+      <w:lvlText w:val="%5)"/>
+      <w:lvlJc w:val="left"/>
+      <w:pPr>
+        <w:ind w:left="2200" w:hanging="440"/>
+      </w:pPr>
+    </w:lvl>
+    <w:lvl w:ilvl="5" w:tplc="0409001B" w:tentative="1">
+      <w:start w:val="1"/>
+      <w:numFmt w:val="lowerRoman"/>
+      <w:lvlText w:val="%6."/>
+      <w:lvlJc w:val="right"/>
+      <w:pPr>
+        <w:ind w:left="2640" w:hanging="440"/>
+      </w:pPr>
+    </w:lvl>
+    <w:lvl w:ilvl="6" w:tplc="0409000F" w:tentative="1">
+      <w:start w:val="1"/>
+      <w:numFmt w:val="decimal"/>
+      <w:lvlText w:val="%7."/>
+      <w:lvlJc w:val="left"/>
+      <w:pPr>
+        <w:ind w:left="3080" w:hanging="440"/>
+      </w:pPr>
+    </w:lvl>
+    <w:lvl w:ilvl="7" w:tplc="04090019" w:tentative="1">
+      <w:start w:val="1"/>
+      <w:numFmt w:val="lowerLetter"/>
+      <w:lvlText w:val="%8)"/>
+      <w:lvlJc w:val="left"/>
+      <w:pPr>
+        <w:ind w:left="3520" w:hanging="440"/>
+      </w:pPr>
+    </w:lvl>
+    <w:lvl w:ilvl="8" w:tplc="0409001B" w:tentative="1">
+      <w:start w:val="1"/>
+      <w:numFmt w:val="lowerRoman"/>
+      <w:lvlText w:val="%9."/>
+      <w:lvlJc w:val="right"/>
+      <w:pPr>
+        <w:ind w:left="3960" w:hanging="440"/>
+      </w:pPr>
+    </w:lvl>
+  </w:abstractNum>
+  <w:abstractNum w:abstractNumId="1" w15:restartNumberingAfterBreak="0">
+    <w:nsid w:val="170C4FAB"/>
+    <w:multiLevelType w:val="hybridMultilevel"/>
+    <w:tmpl w:val="773CDC74"/>
+    <w:lvl w:ilvl="0" w:tplc="A5A075CC">
+      <w:start w:val="1"/>
+      <w:numFmt w:val="japaneseCounting"/>
+      <w:lvlText w:val="第%1，"/>
+      <w:lvlJc w:val="left"/>
+      <w:pPr>
+        <w:ind w:left="720" w:hanging="720"/>
+      </w:pPr>
+      <w:rPr>
+        <w:rFonts w:hint="default"/>
+      </w:rPr>
+    </w:lvl>
+    <w:lvl w:ilvl="1" w:tplc="04090019" w:tentative="1">
+      <w:start w:val="1"/>
+      <w:numFmt w:val="lowerLetter"/>
+      <w:lvlText w:val="%2)"/>
+      <w:lvlJc w:val="left"/>
+      <w:pPr>
+        <w:ind w:left="880" w:hanging="440"/>
+      </w:pPr>
+    </w:lvl>
+    <w:lvl w:ilvl="2" w:tplc="0409001B" w:tentative="1">
+      <w:start w:val="1"/>
+      <w:numFmt w:val="lowerRoman"/>
+      <w:lvlText w:val="%3."/>
+      <w:lvlJc w:val="right"/>
+      <w:pPr>
+        <w:ind w:left="1320" w:hanging="440"/>
+      </w:pPr>
+    </w:lvl>
+    <w:lvl w:ilvl="3" w:tplc="0409000F" w:tentative="1">
+      <w:start w:val="1"/>
+      <w:numFmt w:val="decimal"/>
+      <w:lvlText w:val="%4."/>
+      <w:lvlJc w:val="left"/>
+      <w:pPr>
+        <w:ind w:left="1760" w:hanging="440"/>
+      </w:pPr>
+    </w:lvl>
+    <w:lvl w:ilvl="4" w:tplc="04090019" w:tentative="1">
+      <w:start w:val="1"/>
+      <w:numFmt w:val="lowerLetter"/>
+      <w:lvlText w:val="%5)"/>
+      <w:lvlJc w:val="left"/>
+      <w:pPr>
+        <w:ind w:left="2200" w:hanging="440"/>
+      </w:pPr>
+    </w:lvl>
+    <w:lvl w:ilvl="5" w:tplc="0409001B" w:tentative="1">
+      <w:start w:val="1"/>
+      <w:numFmt w:val="lowerRoman"/>
+      <w:lvlText w:val="%6."/>
+      <w:lvlJc w:val="right"/>
+      <w:pPr>
+        <w:ind w:left="2640" w:hanging="440"/>
+      </w:pPr>
+    </w:lvl>
+    <w:lvl w:ilvl="6" w:tplc="0409000F" w:tentative="1">
+      <w:start w:val="1"/>
+      <w:numFmt w:val="decimal"/>
+      <w:lvlText w:val="%7."/>
+      <w:lvlJc w:val="left"/>
+      <w:pPr>
+        <w:ind w:left="3080" w:hanging="440"/>
+      </w:pPr>
+    </w:lvl>
+    <w:lvl w:ilvl="7" w:tplc="04090019" w:tentative="1">
+      <w:start w:val="1"/>
+      <w:numFmt w:val="lowerLetter"/>
+      <w:lvlText w:val="%8)"/>
+      <w:lvlJc w:val="left"/>
+      <w:pPr>
+        <w:ind w:left="3520" w:hanging="440"/>
+      </w:pPr>
+    </w:lvl>
+    <w:lvl w:ilvl="8" w:tplc="0409001B" w:tentative="1">
+      <w:start w:val="1"/>
+      <w:numFmt w:val="lowerRoman"/>
+      <w:lvlText w:val="%9."/>
+      <w:lvlJc w:val="right"/>
+      <w:pPr>
+        <w:ind w:left="3960" w:hanging="440"/>
+      </w:pPr>
+    </w:lvl>
+  </w:abstractNum>
+  <w:abstractNum w:abstractNumId="2" w15:restartNumberingAfterBreak="0">
+    <w:nsid w:val="1B9E2D7E"/>
+    <w:multiLevelType w:val="multilevel"/>
+    <w:tmpl w:val="DDE4353E"/>
+    <w:lvl w:ilvl="0">
+      <w:start w:val="1"/>
+      <w:numFmt w:val="bullet"/>
+      <w:lvlText w:val=""/>
+      <w:lvlJc w:val="left"/>
+      <w:pPr>
+        <w:tabs>
+          <w:tab w:val="num" w:pos="720"/>
+        </w:tabs>
+        <w:ind w:left="720" w:hanging="360"/>
+      </w:pPr>
+      <w:rPr>
+        <w:rFonts w:ascii="Symbol" w:hAnsi="Symbol" w:hint="default"/>
+        <w:sz w:val="20"/>
+      </w:rPr>
+    </w:lvl>
+    <w:lvl w:ilvl="1" w:tentative="1">
+      <w:start w:val="1"/>
+      <w:numFmt w:val="bullet"/>
+      <w:lvlText w:val=""/>
+      <w:lvlJc w:val="left"/>
+      <w:pPr>
+        <w:tabs>
+          <w:tab w:val="num" w:pos="1440"/>
+        </w:tabs>
+        <w:ind w:left="1440" w:hanging="360"/>
+      </w:pPr>
+      <w:rPr>
+        <w:rFonts w:ascii="Symbol" w:hAnsi="Symbol" w:hint="default"/>
+        <w:sz w:val="20"/>
+      </w:rPr>
+    </w:lvl>
+    <w:lvl w:ilvl="2" w:tentative="1">
+      <w:start w:val="1"/>
+      <w:numFmt w:val="bullet"/>
+      <w:lvlText w:val=""/>
+      <w:lvlJc w:val="left"/>
+      <w:pPr>
+        <w:tabs>
+          <w:tab w:val="num" w:pos="2160"/>
+        </w:tabs>
+        <w:ind w:left="2160" w:hanging="360"/>
+      </w:pPr>
+      <w:rPr>
+        <w:rFonts w:ascii="Symbol" w:hAnsi="Symbol" w:hint="default"/>
+        <w:sz w:val="20"/>
+      </w:rPr>
+    </w:lvl>
+    <w:lvl w:ilvl="3" w:tentative="1">
+      <w:start w:val="1"/>
+      <w:numFmt w:val="bullet"/>
+      <w:lvlText w:val=""/>
+      <w:lvlJc w:val="left"/>
+      <w:pPr>
+        <w:tabs>
+          <w:tab w:val="num" w:pos="2880"/>
+        </w:tabs>
+        <w:ind w:left="2880" w:hanging="360"/>
+      </w:pPr>
+      <w:rPr>
+        <w:rFonts w:ascii="Symbol" w:hAnsi="Symbol" w:hint="default"/>
+        <w:sz w:val="20"/>
+      </w:rPr>
+    </w:lvl>
+    <w:lvl w:ilvl="4" w:tentative="1">
+      <w:start w:val="1"/>
+      <w:numFmt w:val="bullet"/>
+      <w:lvlText w:val=""/>
+      <w:lvlJc w:val="left"/>
+      <w:pPr>
+        <w:tabs>
+          <w:tab w:val="num" w:pos="3600"/>
+        </w:tabs>
+        <w:ind w:left="3600" w:hanging="360"/>
+      </w:pPr>
+      <w:rPr>
+        <w:rFonts w:ascii="Symbol" w:hAnsi="Symbol" w:hint="default"/>
+        <w:sz w:val="20"/>
+      </w:rPr>
+    </w:lvl>
+    <w:lvl w:ilvl="5" w:tentative="1">
+      <w:start w:val="1"/>
+      <w:numFmt w:val="bullet"/>
+      <w:lvlText w:val=""/>
+      <w:lvlJc w:val="left"/>
+      <w:pPr>
+        <w:tabs>
+          <w:tab w:val="num" w:pos="4320"/>
+        </w:tabs>
+        <w:ind w:left="4320" w:hanging="360"/>
+      </w:pPr>
+      <w:rPr>
+        <w:rFonts w:ascii="Symbol" w:hAnsi="Symbol" w:hint="default"/>
+        <w:sz w:val="20"/>
+      </w:rPr>
+    </w:lvl>
+    <w:lvl w:ilvl="6" w:tentative="1">
+      <w:start w:val="1"/>
+      <w:numFmt w:val="bullet"/>
+      <w:lvlText w:val=""/>
+      <w:lvlJc w:val="left"/>
+      <w:pPr>
+        <w:tabs>
+          <w:tab w:val="num" w:pos="5040"/>
+        </w:tabs>
+        <w:ind w:left="5040" w:hanging="360"/>
+      </w:pPr>
+      <w:rPr>
+        <w:rFonts w:ascii="Symbol" w:hAnsi="Symbol" w:hint="default"/>
+        <w:sz w:val="20"/>
+      </w:rPr>
+    </w:lvl>
+    <w:lvl w:ilvl="7" w:tentative="1">
+      <w:start w:val="1"/>
+      <w:numFmt w:val="bullet"/>
+      <w:lvlText w:val=""/>
+      <w:lvlJc w:val="left"/>
+      <w:pPr>
+        <w:tabs>
+          <w:tab w:val="num" w:pos="5760"/>
+        </w:tabs>
+        <w:ind w:left="5760" w:hanging="360"/>
+      </w:pPr>
+      <w:rPr>
+        <w:rFonts w:ascii="Symbol" w:hAnsi="Symbol" w:hint="default"/>
+        <w:sz w:val="20"/>
+      </w:rPr>
+    </w:lvl>
+    <w:lvl w:ilvl="8" w:tentative="1">
+      <w:start w:val="1"/>
+      <w:numFmt w:val="bullet"/>
+      <w:lvlText w:val=""/>
+      <w:lvlJc w:val="left"/>
+      <w:pPr>
+        <w:tabs>
+          <w:tab w:val="num" w:pos="6480"/>
+        </w:tabs>
+        <w:ind w:left="6480" w:hanging="360"/>
+      </w:pPr>
+      <w:rPr>
+        <w:rFonts w:ascii="Symbol" w:hAnsi="Symbol" w:hint="default"/>
+        <w:sz w:val="20"/>
+      </w:rPr>
+    </w:lvl>
+  </w:abstractNum>
+  <w:abstractNum w:abstractNumId="3" w15:restartNumberingAfterBreak="0">
+    <w:nsid w:val="4F177A84"/>
+    <w:multiLevelType w:val="multilevel"/>
+    <w:tmpl w:val="C360CBBC"/>
+    <w:lvl w:ilvl="0">
+      <w:start w:val="1"/>
+      <w:numFmt w:val="bullet"/>
+      <w:lvlText w:val=""/>
+      <w:lvlJc w:val="left"/>
+      <w:pPr>
+        <w:tabs>
+          <w:tab w:val="num" w:pos="720"/>
+        </w:tabs>
+        <w:ind w:left="720" w:hanging="360"/>
+      </w:pPr>
+      <w:rPr>
+        <w:rFonts w:ascii="Symbol" w:hAnsi="Symbol" w:hint="default"/>
+        <w:sz w:val="20"/>
+      </w:rPr>
+    </w:lvl>
+    <w:lvl w:ilvl="1" w:tentative="1">
+      <w:start w:val="1"/>
+      <w:numFmt w:val="bullet"/>
+      <w:lvlText w:val=""/>
+      <w:lvlJc w:val="left"/>
+      <w:pPr>
+        <w:tabs>
+          <w:tab w:val="num" w:pos="1440"/>
+        </w:tabs>
+        <w:ind w:left="1440" w:hanging="360"/>
+      </w:pPr>
+      <w:rPr>
+        <w:rFonts w:ascii="Symbol" w:hAnsi="Symbol" w:hint="default"/>
+        <w:sz w:val="20"/>
+      </w:rPr>
+    </w:lvl>
+    <w:lvl w:ilvl="2" w:tentative="1">
+      <w:start w:val="1"/>
+      <w:numFmt w:val="bullet"/>
+      <w:lvlText w:val=""/>
+      <w:lvlJc w:val="left"/>
+      <w:pPr>
+        <w:tabs>
+          <w:tab w:val="num" w:pos="2160"/>
+        </w:tabs>
+        <w:ind w:left="2160" w:hanging="360"/>
+      </w:pPr>
+      <w:rPr>
+        <w:rFonts w:ascii="Symbol" w:hAnsi="Symbol" w:hint="default"/>
+        <w:sz w:val="20"/>
+      </w:rPr>
+    </w:lvl>
+    <w:lvl w:ilvl="3" w:tentative="1">
+      <w:start w:val="1"/>
+      <w:numFmt w:val="bullet"/>
+      <w:lvlText w:val=""/>
+      <w:lvlJc w:val="left"/>
+      <w:pPr>
+        <w:tabs>
+          <w:tab w:val="num" w:pos="2880"/>
+        </w:tabs>
+        <w:ind w:left="2880" w:hanging="360"/>
+      </w:pPr>
+      <w:rPr>
+        <w:rFonts w:ascii="Symbol" w:hAnsi="Symbol" w:hint="default"/>
+        <w:sz w:val="20"/>
+      </w:rPr>
+    </w:lvl>
+    <w:lvl w:ilvl="4" w:tentative="1">
+      <w:start w:val="1"/>
+      <w:numFmt w:val="bullet"/>
+      <w:lvlText w:val=""/>
+      <w:lvlJc w:val="left"/>
+      <w:pPr>
+        <w:tabs>
+          <w:tab w:val="num" w:pos="3600"/>
+        </w:tabs>
+        <w:ind w:left="3600" w:hanging="360"/>
+      </w:pPr>
+      <w:rPr>
+        <w:rFonts w:ascii="Symbol" w:hAnsi="Symbol" w:hint="default"/>
+        <w:sz w:val="20"/>
+      </w:rPr>
+    </w:lvl>
+    <w:lvl w:ilvl="5" w:tentative="1">
+      <w:start w:val="1"/>
+      <w:numFmt w:val="bullet"/>
+      <w:lvlText w:val=""/>
+      <w:lvlJc w:val="left"/>
+      <w:pPr>
+        <w:tabs>
+          <w:tab w:val="num" w:pos="4320"/>
+        </w:tabs>
+        <w:ind w:left="4320" w:hanging="360"/>
+      </w:pPr>
+      <w:rPr>
+        <w:rFonts w:ascii="Symbol" w:hAnsi="Symbol" w:hint="default"/>
+        <w:sz w:val="20"/>
+      </w:rPr>
+    </w:lvl>
+    <w:lvl w:ilvl="6" w:tentative="1">
+      <w:start w:val="1"/>
+      <w:numFmt w:val="bullet"/>
+      <w:lvlText w:val=""/>
+      <w:lvlJc w:val="left"/>
+      <w:pPr>
+        <w:tabs>
+          <w:tab w:val="num" w:pos="5040"/>
+        </w:tabs>
+        <w:ind w:left="5040" w:hanging="360"/>
+      </w:pPr>
+      <w:rPr>
+        <w:rFonts w:ascii="Symbol" w:hAnsi="Symbol" w:hint="default"/>
+        <w:sz w:val="20"/>
+      </w:rPr>
+    </w:lvl>
+    <w:lvl w:ilvl="7" w:tentative="1">
+      <w:start w:val="1"/>
+      <w:numFmt w:val="bullet"/>
+      <w:lvlText w:val=""/>
+      <w:lvlJc w:val="left"/>
+      <w:pPr>
+        <w:tabs>
+          <w:tab w:val="num" w:pos="5760"/>
+        </w:tabs>
+        <w:ind w:left="5760" w:hanging="360"/>
+      </w:pPr>
+      <w:rPr>
+        <w:rFonts w:ascii="Symbol" w:hAnsi="Symbol" w:hint="default"/>
+        <w:sz w:val="20"/>
+      </w:rPr>
+    </w:lvl>
+    <w:lvl w:ilvl="8" w:tentative="1">
+      <w:start w:val="1"/>
+      <w:numFmt w:val="bullet"/>
+      <w:lvlText w:val=""/>
+      <w:lvlJc w:val="left"/>
+      <w:pPr>
+        <w:tabs>
+          <w:tab w:val="num" w:pos="6480"/>
+        </w:tabs>
+        <w:ind w:left="6480" w:hanging="360"/>
+      </w:pPr>
+      <w:rPr>
+        <w:rFonts w:ascii="Symbol" w:hAnsi="Symbol" w:hint="default"/>
+        <w:sz w:val="20"/>
+      </w:rPr>
+    </w:lvl>
+  </w:abstractNum>
+  <w:abstractNum w:abstractNumId="4" w15:restartNumberingAfterBreak="0">
+    <w:nsid w:val="510868A7"/>
+    <w:multiLevelType w:val="hybridMultilevel"/>
+    <w:tmpl w:val="F954D140"/>
+    <w:lvl w:ilvl="0" w:tplc="A8C04F12">
+      <w:start w:val="1"/>
+      <w:numFmt w:val="japaneseCounting"/>
+      <w:lvlText w:val="第%1，"/>
+      <w:lvlJc w:val="left"/>
+      <w:pPr>
+        <w:ind w:left="720" w:hanging="720"/>
+      </w:pPr>
+      <w:rPr>
+        <w:rFonts w:hint="default"/>
+      </w:rPr>
+    </w:lvl>
+    <w:lvl w:ilvl="1" w:tplc="04090019" w:tentative="1">
+      <w:start w:val="1"/>
+      <w:numFmt w:val="lowerLetter"/>
+      <w:lvlText w:val="%2)"/>
+      <w:lvlJc w:val="left"/>
+      <w:pPr>
+        <w:ind w:left="880" w:hanging="440"/>
+      </w:pPr>
+    </w:lvl>
+    <w:lvl w:ilvl="2" w:tplc="0409001B" w:tentative="1">
+      <w:start w:val="1"/>
+      <w:numFmt w:val="lowerRoman"/>
+      <w:lvlText w:val="%3."/>
+      <w:lvlJc w:val="right"/>
+      <w:pPr>
+        <w:ind w:left="1320" w:hanging="440"/>
+      </w:pPr>
+    </w:lvl>
+    <w:lvl w:ilvl="3" w:tplc="0409000F" w:tentative="1">
+      <w:start w:val="1"/>
+      <w:numFmt w:val="decimal"/>
+      <w:lvlText w:val="%4."/>
+      <w:lvlJc w:val="left"/>
+      <w:pPr>
+        <w:ind w:left="1760" w:hanging="440"/>
+      </w:pPr>
+    </w:lvl>
+    <w:lvl w:ilvl="4" w:tplc="04090019" w:tentative="1">
+      <w:start w:val="1"/>
+      <w:numFmt w:val="lowerLetter"/>
+      <w:lvlText w:val="%5)"/>
+      <w:lvlJc w:val="left"/>
+      <w:pPr>
+        <w:ind w:left="2200" w:hanging="440"/>
+      </w:pPr>
+    </w:lvl>
+    <w:lvl w:ilvl="5" w:tplc="0409001B" w:tentative="1">
+      <w:start w:val="1"/>
+      <w:numFmt w:val="lowerRoman"/>
+      <w:lvlText w:val="%6."/>
+      <w:lvlJc w:val="right"/>
+      <w:pPr>
+        <w:ind w:left="2640" w:hanging="440"/>
+      </w:pPr>
+    </w:lvl>
+    <w:lvl w:ilvl="6" w:tplc="0409000F" w:tentative="1">
+      <w:start w:val="1"/>
+      <w:numFmt w:val="decimal"/>
+      <w:lvlText w:val="%7."/>
+      <w:lvlJc w:val="left"/>
+      <w:pPr>
+        <w:ind w:left="3080" w:hanging="440"/>
+      </w:pPr>
+    </w:lvl>
+    <w:lvl w:ilvl="7" w:tplc="04090019" w:tentative="1">
+      <w:start w:val="1"/>
+      <w:numFmt w:val="lowerLetter"/>
+      <w:lvlText w:val="%8)"/>
+      <w:lvlJc w:val="left"/>
+      <w:pPr>
+        <w:ind w:left="3520" w:hanging="440"/>
+      </w:pPr>
+    </w:lvl>
+    <w:lvl w:ilvl="8" w:tplc="0409001B" w:tentative="1">
+      <w:start w:val="1"/>
+      <w:numFmt w:val="lowerRoman"/>
+      <w:lvlText w:val="%9."/>
+      <w:lvlJc w:val="right"/>
+      <w:pPr>
+        <w:ind w:left="3960" w:hanging="440"/>
+      </w:pPr>
+    </w:lvl>
+  </w:abstractNum>
+  <w:abstractNum w:abstractNumId="5" w15:restartNumberingAfterBreak="0">
+    <w:nsid w:val="64BC5D2F"/>
+    <w:multiLevelType w:val="multilevel"/>
+    <w:tmpl w:val="1848FBF0"/>
+    <w:lvl w:ilvl="0">
+      <w:start w:val="1"/>
+      <w:numFmt w:val="bullet"/>
+      <w:lvlText w:val=""/>
+      <w:lvlJc w:val="left"/>
+      <w:pPr>
+        <w:tabs>
+          <w:tab w:val="num" w:pos="720"/>
+        </w:tabs>
+        <w:ind w:left="720" w:hanging="360"/>
+      </w:pPr>
+      <w:rPr>
+        <w:rFonts w:ascii="Symbol" w:hAnsi="Symbol" w:hint="default"/>
+        <w:sz w:val="20"/>
+      </w:rPr>
+    </w:lvl>
+    <w:lvl w:ilvl="1" w:tentative="1">
+      <w:start w:val="1"/>
+      <w:numFmt w:val="bullet"/>
+      <w:lvlText w:val=""/>
+      <w:lvlJc w:val="left"/>
+      <w:pPr>
+        <w:tabs>
+          <w:tab w:val="num" w:pos="1440"/>
+        </w:tabs>
+        <w:ind w:left="1440" w:hanging="360"/>
+      </w:pPr>
+      <w:rPr>
+        <w:rFonts w:ascii="Symbol" w:hAnsi="Symbol" w:hint="default"/>
+        <w:sz w:val="20"/>
+      </w:rPr>
+    </w:lvl>
+    <w:lvl w:ilvl="2" w:tentative="1">
+      <w:start w:val="1"/>
+      <w:numFmt w:val="bullet"/>
+      <w:lvlText w:val=""/>
+      <w:lvlJc w:val="left"/>
+      <w:pPr>
+        <w:tabs>
+          <w:tab w:val="num" w:pos="2160"/>
+        </w:tabs>
+        <w:ind w:left="2160" w:hanging="360"/>
+      </w:pPr>
+      <w:rPr>
+        <w:rFonts w:ascii="Symbol" w:hAnsi="Symbol" w:hint="default"/>
+        <w:sz w:val="20"/>
+      </w:rPr>
+    </w:lvl>
+    <w:lvl w:ilvl="3" w:tentative="1">
+      <w:start w:val="1"/>
+      <w:numFmt w:val="bullet"/>
+      <w:lvlText w:val=""/>
+      <w:lvlJc w:val="left"/>
+      <w:pPr>
+        <w:tabs>
+          <w:tab w:val="num" w:pos="2880"/>
+        </w:tabs>
+        <w:ind w:left="2880" w:hanging="360"/>
+      </w:pPr>
+      <w:rPr>
+        <w:rFonts w:ascii="Symbol" w:hAnsi="Symbol" w:hint="default"/>
+        <w:sz w:val="20"/>
+      </w:rPr>
+    </w:lvl>
+    <w:lvl w:ilvl="4" w:tentative="1">
+      <w:start w:val="1"/>
+      <w:numFmt w:val="bullet"/>
+      <w:lvlText w:val=""/>
+      <w:lvlJc w:val="left"/>
+      <w:pPr>
+        <w:tabs>
+          <w:tab w:val="num" w:pos="3600"/>
+        </w:tabs>
+        <w:ind w:left="3600" w:hanging="360"/>
+      </w:pPr>
+      <w:rPr>
+        <w:rFonts w:ascii="Symbol" w:hAnsi="Symbol" w:hint="default"/>
+        <w:sz w:val="20"/>
+      </w:rPr>
+    </w:lvl>
+    <w:lvl w:ilvl="5" w:tentative="1">
+      <w:start w:val="1"/>
+      <w:numFmt w:val="bullet"/>
+      <w:lvlText w:val=""/>
+      <w:lvlJc w:val="left"/>
+      <w:pPr>
+        <w:tabs>
+          <w:tab w:val="num" w:pos="4320"/>
+        </w:tabs>
+        <w:ind w:left="4320" w:hanging="360"/>
+      </w:pPr>
+      <w:rPr>
+        <w:rFonts w:ascii="Symbol" w:hAnsi="Symbol" w:hint="default"/>
+        <w:sz w:val="20"/>
+      </w:rPr>
+    </w:lvl>
+    <w:lvl w:ilvl="6" w:tentative="1">
+      <w:start w:val="1"/>
+      <w:numFmt w:val="bullet"/>
+      <w:lvlText w:val=""/>
+      <w:lvlJc w:val="left"/>
+      <w:pPr>
+        <w:tabs>
+          <w:tab w:val="num" w:pos="5040"/>
+        </w:tabs>
+        <w:ind w:left="5040" w:hanging="360"/>
+      </w:pPr>
+      <w:rPr>
+        <w:rFonts w:ascii="Symbol" w:hAnsi="Symbol" w:hint="default"/>
+        <w:sz w:val="20"/>
+      </w:rPr>
+    </w:lvl>
+    <w:lvl w:ilvl="7" w:tentative="1">
+      <w:start w:val="1"/>
+      <w:numFmt w:val="bullet"/>
+      <w:lvlText w:val=""/>
+      <w:lvlJc w:val="left"/>
+      <w:pPr>
+        <w:tabs>
+          <w:tab w:val="num" w:pos="5760"/>
+        </w:tabs>
+        <w:ind w:left="5760" w:hanging="360"/>
+      </w:pPr>
+      <w:rPr>
+        <w:rFonts w:ascii="Symbol" w:hAnsi="Symbol" w:hint="default"/>
+        <w:sz w:val="20"/>
+      </w:rPr>
+    </w:lvl>
+    <w:lvl w:ilvl="8" w:tentative="1">
+      <w:start w:val="1"/>
+      <w:numFmt w:val="bullet"/>
+      <w:lvlText w:val=""/>
+      <w:lvlJc w:val="left"/>
+      <w:pPr>
+        <w:tabs>
+          <w:tab w:val="num" w:pos="6480"/>
+        </w:tabs>
+        <w:ind w:left="6480" w:hanging="360"/>
+      </w:pPr>
+      <w:rPr>
+        <w:rFonts w:ascii="Symbol" w:hAnsi="Symbol" w:hint="default"/>
+        <w:sz w:val="20"/>
+      </w:rPr>
+    </w:lvl>
+  </w:abstractNum>
+  <w:abstractNum w:abstractNumId="6" w15:restartNumberingAfterBreak="0">
+    <w:nsid w:val="6D3E2D3D"/>
+    <w:multiLevelType w:val="multilevel"/>
+    <w:tmpl w:val="59B03D20"/>
+    <w:lvl w:ilvl="0">
+      <w:start w:val="1"/>
+      <w:numFmt w:val="bullet"/>
+      <w:lvlText w:val=""/>
+      <w:lvlJc w:val="left"/>
+      <w:pPr>
+        <w:tabs>
+          <w:tab w:val="num" w:pos="720"/>
+        </w:tabs>
+        <w:ind w:left="720" w:hanging="360"/>
+      </w:pPr>
+      <w:rPr>
+        <w:rFonts w:ascii="Symbol" w:hAnsi="Symbol" w:hint="default"/>
+        <w:sz w:val="20"/>
+      </w:rPr>
+    </w:lvl>
+    <w:lvl w:ilvl="1" w:tentative="1">
+      <w:start w:val="1"/>
+      <w:numFmt w:val="bullet"/>
+      <w:lvlText w:val=""/>
+      <w:lvlJc w:val="left"/>
+      <w:pPr>
+        <w:tabs>
+          <w:tab w:val="num" w:pos="1440"/>
+        </w:tabs>
+        <w:ind w:left="1440" w:hanging="360"/>
+      </w:pPr>
+      <w:rPr>
+        <w:rFonts w:ascii="Symbol" w:hAnsi="Symbol" w:hint="default"/>
+        <w:sz w:val="20"/>
+      </w:rPr>
+    </w:lvl>
+    <w:lvl w:ilvl="2" w:tentative="1">
+      <w:start w:val="1"/>
+      <w:numFmt w:val="bullet"/>
+      <w:lvlText w:val=""/>
+      <w:lvlJc w:val="left"/>
+      <w:pPr>
+        <w:tabs>
+          <w:tab w:val="num" w:pos="2160"/>
+        </w:tabs>
+        <w:ind w:left="2160" w:hanging="360"/>
+      </w:pPr>
+      <w:rPr>
+        <w:rFonts w:ascii="Symbol" w:hAnsi="Symbol" w:hint="default"/>
+        <w:sz w:val="20"/>
+      </w:rPr>
+    </w:lvl>
+    <w:lvl w:ilvl="3" w:tentative="1">
+      <w:start w:val="1"/>
+      <w:numFmt w:val="bullet"/>
+      <w:lvlText w:val=""/>
+      <w:lvlJc w:val="left"/>
+      <w:pPr>
+        <w:tabs>
+          <w:tab w:val="num" w:pos="2880"/>
+        </w:tabs>
+        <w:ind w:left="2880" w:hanging="360"/>
+      </w:pPr>
+      <w:rPr>
+        <w:rFonts w:ascii="Symbol" w:hAnsi="Symbol" w:hint="default"/>
+        <w:sz w:val="20"/>
+      </w:rPr>
+    </w:lvl>
+    <w:lvl w:ilvl="4" w:tentative="1">
+      <w:start w:val="1"/>
+      <w:numFmt w:val="bullet"/>
+      <w:lvlText w:val=""/>
+      <w:lvlJc w:val="left"/>
+      <w:pPr>
+        <w:tabs>
+          <w:tab w:val="num" w:pos="3600"/>
+        </w:tabs>
+        <w:ind w:left="3600" w:hanging="360"/>
+      </w:pPr>
+      <w:rPr>
+        <w:rFonts w:ascii="Symbol" w:hAnsi="Symbol" w:hint="default"/>
+        <w:sz w:val="20"/>
+      </w:rPr>
+    </w:lvl>
+    <w:lvl w:ilvl="5" w:tentative="1">
+      <w:start w:val="1"/>
+      <w:numFmt w:val="bullet"/>
+      <w:lvlText w:val=""/>
+      <w:lvlJc w:val="left"/>
+      <w:pPr>
+        <w:tabs>
+          <w:tab w:val="num" w:pos="4320"/>
+        </w:tabs>
+        <w:ind w:left="4320" w:hanging="360"/>
+      </w:pPr>
+      <w:rPr>
+        <w:rFonts w:ascii="Symbol" w:hAnsi="Symbol" w:hint="default"/>
+        <w:sz w:val="20"/>
+      </w:rPr>
+    </w:lvl>
+    <w:lvl w:ilvl="6" w:tentative="1">
+      <w:start w:val="1"/>
+      <w:numFmt w:val="bullet"/>
+      <w:lvlText w:val=""/>
+      <w:lvlJc w:val="left"/>
+      <w:pPr>
+        <w:tabs>
+          <w:tab w:val="num" w:pos="5040"/>
+        </w:tabs>
+        <w:ind w:left="5040" w:hanging="360"/>
+      </w:pPr>
+      <w:rPr>
+        <w:rFonts w:ascii="Symbol" w:hAnsi="Symbol" w:hint="default"/>
+        <w:sz w:val="20"/>
+      </w:rPr>
+    </w:lvl>
+    <w:lvl w:ilvl="7" w:tentative="1">
+      <w:start w:val="1"/>
+      <w:numFmt w:val="bullet"/>
+      <w:lvlText w:val=""/>
+      <w:lvlJc w:val="left"/>
+      <w:pPr>
+        <w:tabs>
+          <w:tab w:val="num" w:pos="5760"/>
+        </w:tabs>
+        <w:ind w:left="5760" w:hanging="360"/>
+      </w:pPr>
+      <w:rPr>
+        <w:rFonts w:ascii="Symbol" w:hAnsi="Symbol" w:hint="default"/>
+        <w:sz w:val="20"/>
+      </w:rPr>
+    </w:lvl>
+    <w:lvl w:ilvl="8" w:tentative="1">
+      <w:start w:val="1"/>
+      <w:numFmt w:val="bullet"/>
+      <w:lvlText w:val=""/>
+      <w:lvlJc w:val="left"/>
+      <w:pPr>
+        <w:tabs>
+          <w:tab w:val="num" w:pos="6480"/>
+        </w:tabs>
+        <w:ind w:left="6480" w:hanging="360"/>
+      </w:pPr>
+      <w:rPr>
+        <w:rFonts w:ascii="Symbol" w:hAnsi="Symbol" w:hint="default"/>
+        <w:sz w:val="20"/>
+      </w:rPr>
+    </w:lvl>
+  </w:abstractNum>
+  <w:abstractNum w:abstractNumId="7" w15:restartNumberingAfterBreak="0">
     <w:nsid w:val="7266798A"/>
     <w:multiLevelType w:val="multilevel"/>
     <w:tmpl w:val="049E8DAC"/>
@@ -1068,7 +3347,180 @@
       </w:rPr>
     </w:lvl>
   </w:abstractNum>
+  <w:abstractNum w:abstractNumId="8" w15:restartNumberingAfterBreak="0">
+    <w:nsid w:val="7FEF3ABB"/>
+    <w:multiLevelType w:val="multilevel"/>
+    <w:tmpl w:val="9A12493C"/>
+    <w:lvl w:ilvl="0">
+      <w:start w:val="1"/>
+      <w:numFmt w:val="bullet"/>
+      <w:lvlText w:val=""/>
+      <w:lvlJc w:val="left"/>
+      <w:pPr>
+        <w:tabs>
+          <w:tab w:val="num" w:pos="720"/>
+        </w:tabs>
+        <w:ind w:left="720" w:hanging="360"/>
+      </w:pPr>
+      <w:rPr>
+        <w:rFonts w:ascii="Symbol" w:hAnsi="Symbol" w:hint="default"/>
+        <w:sz w:val="20"/>
+      </w:rPr>
+    </w:lvl>
+    <w:lvl w:ilvl="1" w:tentative="1">
+      <w:start w:val="1"/>
+      <w:numFmt w:val="bullet"/>
+      <w:lvlText w:val=""/>
+      <w:lvlJc w:val="left"/>
+      <w:pPr>
+        <w:tabs>
+          <w:tab w:val="num" w:pos="1440"/>
+        </w:tabs>
+        <w:ind w:left="1440" w:hanging="360"/>
+      </w:pPr>
+      <w:rPr>
+        <w:rFonts w:ascii="Symbol" w:hAnsi="Symbol" w:hint="default"/>
+        <w:sz w:val="20"/>
+      </w:rPr>
+    </w:lvl>
+    <w:lvl w:ilvl="2" w:tentative="1">
+      <w:start w:val="1"/>
+      <w:numFmt w:val="bullet"/>
+      <w:lvlText w:val=""/>
+      <w:lvlJc w:val="left"/>
+      <w:pPr>
+        <w:tabs>
+          <w:tab w:val="num" w:pos="2160"/>
+        </w:tabs>
+        <w:ind w:left="2160" w:hanging="360"/>
+      </w:pPr>
+      <w:rPr>
+        <w:rFonts w:ascii="Symbol" w:hAnsi="Symbol" w:hint="default"/>
+        <w:sz w:val="20"/>
+      </w:rPr>
+    </w:lvl>
+    <w:lvl w:ilvl="3" w:tentative="1">
+      <w:start w:val="1"/>
+      <w:numFmt w:val="bullet"/>
+      <w:lvlText w:val=""/>
+      <w:lvlJc w:val="left"/>
+      <w:pPr>
+        <w:tabs>
+          <w:tab w:val="num" w:pos="2880"/>
+        </w:tabs>
+        <w:ind w:left="2880" w:hanging="360"/>
+      </w:pPr>
+      <w:rPr>
+        <w:rFonts w:ascii="Symbol" w:hAnsi="Symbol" w:hint="default"/>
+        <w:sz w:val="20"/>
+      </w:rPr>
+    </w:lvl>
+    <w:lvl w:ilvl="4" w:tentative="1">
+      <w:start w:val="1"/>
+      <w:numFmt w:val="bullet"/>
+      <w:lvlText w:val=""/>
+      <w:lvlJc w:val="left"/>
+      <w:pPr>
+        <w:tabs>
+          <w:tab w:val="num" w:pos="3600"/>
+        </w:tabs>
+        <w:ind w:left="3600" w:hanging="360"/>
+      </w:pPr>
+      <w:rPr>
+        <w:rFonts w:ascii="Symbol" w:hAnsi="Symbol" w:hint="default"/>
+        <w:sz w:val="20"/>
+      </w:rPr>
+    </w:lvl>
+    <w:lvl w:ilvl="5" w:tentative="1">
+      <w:start w:val="1"/>
+      <w:numFmt w:val="bullet"/>
+      <w:lvlText w:val=""/>
+      <w:lvlJc w:val="left"/>
+      <w:pPr>
+        <w:tabs>
+          <w:tab w:val="num" w:pos="4320"/>
+        </w:tabs>
+        <w:ind w:left="4320" w:hanging="360"/>
+      </w:pPr>
+      <w:rPr>
+        <w:rFonts w:ascii="Symbol" w:hAnsi="Symbol" w:hint="default"/>
+        <w:sz w:val="20"/>
+      </w:rPr>
+    </w:lvl>
+    <w:lvl w:ilvl="6" w:tentative="1">
+      <w:start w:val="1"/>
+      <w:numFmt w:val="bullet"/>
+      <w:lvlText w:val=""/>
+      <w:lvlJc w:val="left"/>
+      <w:pPr>
+        <w:tabs>
+          <w:tab w:val="num" w:pos="5040"/>
+        </w:tabs>
+        <w:ind w:left="5040" w:hanging="360"/>
+      </w:pPr>
+      <w:rPr>
+        <w:rFonts w:ascii="Symbol" w:hAnsi="Symbol" w:hint="default"/>
+        <w:sz w:val="20"/>
+      </w:rPr>
+    </w:lvl>
+    <w:lvl w:ilvl="7" w:tentative="1">
+      <w:start w:val="1"/>
+      <w:numFmt w:val="bullet"/>
+      <w:lvlText w:val=""/>
+      <w:lvlJc w:val="left"/>
+      <w:pPr>
+        <w:tabs>
+          <w:tab w:val="num" w:pos="5760"/>
+        </w:tabs>
+        <w:ind w:left="5760" w:hanging="360"/>
+      </w:pPr>
+      <w:rPr>
+        <w:rFonts w:ascii="Symbol" w:hAnsi="Symbol" w:hint="default"/>
+        <w:sz w:val="20"/>
+      </w:rPr>
+    </w:lvl>
+    <w:lvl w:ilvl="8" w:tentative="1">
+      <w:start w:val="1"/>
+      <w:numFmt w:val="bullet"/>
+      <w:lvlText w:val=""/>
+      <w:lvlJc w:val="left"/>
+      <w:pPr>
+        <w:tabs>
+          <w:tab w:val="num" w:pos="6480"/>
+        </w:tabs>
+        <w:ind w:left="6480" w:hanging="360"/>
+      </w:pPr>
+      <w:rPr>
+        <w:rFonts w:ascii="Symbol" w:hAnsi="Symbol" w:hint="default"/>
+        <w:sz w:val="20"/>
+      </w:rPr>
+    </w:lvl>
+  </w:abstractNum>
   <w:num w:numId="1" w16cid:durableId="1116294568">
+    <w:abstractNumId w:val="7"/>
+  </w:num>
+  <w:num w:numId="2" w16cid:durableId="909773199">
+    <w:abstractNumId w:val="4"/>
+  </w:num>
+  <w:num w:numId="3" w16cid:durableId="923342944">
+    <w:abstractNumId w:val="1"/>
+  </w:num>
+  <w:num w:numId="4" w16cid:durableId="932591808">
+    <w:abstractNumId w:val="3"/>
+  </w:num>
+  <w:num w:numId="5" w16cid:durableId="1753694745">
+    <w:abstractNumId w:val="5"/>
+  </w:num>
+  <w:num w:numId="6" w16cid:durableId="2009357891">
+    <w:abstractNumId w:val="8"/>
+  </w:num>
+  <w:num w:numId="7" w16cid:durableId="1039865363">
+    <w:abstractNumId w:val="6"/>
+  </w:num>
+  <w:num w:numId="8" w16cid:durableId="25756261">
+    <w:abstractNumId w:val="2"/>
+  </w:num>
+  <w:num w:numId="9" w16cid:durableId="628508952">
     <w:abstractNumId w:val="0"/>
   </w:num>
 </w:numbering>
@@ -1993,6 +4445,81 @@
       <w:spacing w:val="5"/>
     </w:rPr>
   </w:style>
+  <w:style w:type="paragraph" w:styleId="ae">
+    <w:name w:val="header"/>
+    <w:basedOn w:val="a"/>
+    <w:link w:val="af"/>
+    <w:uiPriority w:val="99"/>
+    <w:unhideWhenUsed/>
+    <w:rsid w:val="004F549D"/>
+    <w:pPr>
+      <w:tabs>
+        <w:tab w:val="center" w:pos="4153"/>
+        <w:tab w:val="right" w:pos="8306"/>
+      </w:tabs>
+      <w:snapToGrid w:val="0"/>
+      <w:spacing w:line="240" w:lineRule="auto"/>
+      <w:jc w:val="center"/>
+    </w:pPr>
+    <w:rPr>
+      <w:sz w:val="18"/>
+      <w:szCs w:val="18"/>
+    </w:rPr>
+  </w:style>
+  <w:style w:type="character" w:customStyle="1" w:styleId="af">
+    <w:name w:val="页眉 字符"/>
+    <w:basedOn w:val="a0"/>
+    <w:link w:val="ae"/>
+    <w:uiPriority w:val="99"/>
+    <w:rsid w:val="004F549D"/>
+    <w:rPr>
+      <w:sz w:val="18"/>
+      <w:szCs w:val="18"/>
+    </w:rPr>
+  </w:style>
+  <w:style w:type="paragraph" w:styleId="af0">
+    <w:name w:val="footer"/>
+    <w:basedOn w:val="a"/>
+    <w:link w:val="af1"/>
+    <w:uiPriority w:val="99"/>
+    <w:unhideWhenUsed/>
+    <w:rsid w:val="004F549D"/>
+    <w:pPr>
+      <w:tabs>
+        <w:tab w:val="center" w:pos="4153"/>
+        <w:tab w:val="right" w:pos="8306"/>
+      </w:tabs>
+      <w:snapToGrid w:val="0"/>
+      <w:spacing w:line="240" w:lineRule="auto"/>
+    </w:pPr>
+    <w:rPr>
+      <w:sz w:val="18"/>
+      <w:szCs w:val="18"/>
+    </w:rPr>
+  </w:style>
+  <w:style w:type="character" w:customStyle="1" w:styleId="af1">
+    <w:name w:val="页脚 字符"/>
+    <w:basedOn w:val="a0"/>
+    <w:link w:val="af0"/>
+    <w:uiPriority w:val="99"/>
+    <w:rsid w:val="004F549D"/>
+    <w:rPr>
+      <w:sz w:val="18"/>
+      <w:szCs w:val="18"/>
+    </w:rPr>
+  </w:style>
+  <w:style w:type="paragraph" w:styleId="af2">
+    <w:name w:val="Normal (Web)"/>
+    <w:basedOn w:val="a"/>
+    <w:uiPriority w:val="99"/>
+    <w:semiHidden/>
+    <w:unhideWhenUsed/>
+    <w:rsid w:val="008C6541"/>
+    <w:rPr>
+      <w:rFonts w:ascii="Times New Roman" w:hAnsi="Times New Roman" w:cs="Times New Roman"/>
+      <w:sz w:val="24"/>
+    </w:rPr>
+  </w:style>
 </w:styles>
 </file>
 
@@ -2289,4 +4816,16 @@
     </a:ext>
   </a:extLst>
 </a:theme>
+</file>
+
+<file path=customXml/item1.xml><?xml version="1.0" encoding="utf-8"?>
+<b:Sources xmlns:b="http://schemas.openxmlformats.org/officeDocument/2006/bibliography" xmlns="http://schemas.openxmlformats.org/officeDocument/2006/bibliography" SelectedStyle="\APASixthEditionOfficeOnline.xsl" StyleName="APA" Version="6"/>
+</file>
+
+<file path=customXml/itemProps1.xml><?xml version="1.0" encoding="utf-8"?>
+<ds:datastoreItem xmlns:ds="http://schemas.openxmlformats.org/officeDocument/2006/customXml" ds:itemID="{81C4FEE1-7973-4D6D-85B1-E2E0B7BA5E73}">
+  <ds:schemaRefs>
+    <ds:schemaRef ds:uri="http://schemas.openxmlformats.org/officeDocument/2006/bibliography"/>
+  </ds:schemaRefs>
+</ds:datastoreItem>
 </file>